--- a/docs/entrega/Entregable-6-Visualizacion-en-Grafana.docx
+++ b/docs/entrega/Entregable-6-Visualizacion-en-Grafana.docx
@@ -126,7 +126,7 @@
     <w:sdt>
       <w:sdtPr>
         <w:alias w:val="Índice"/>
-        <w:id w:val="-1000430967"/>
+        <w:id w:val="-857658372"/>
       </w:sdtPr>
       <w:sdtEndPr/>
       <w:sdtContent>
@@ -154,7 +154,7 @@
           <w:r>
             <w:fldChar w:fldCharType="separate"/>
           </w:r>
-          <w:hyperlink w:anchor="_Toc242024407" w:history="1">
+          <w:hyperlink w:anchor="_Toc243326564" w:history="1">
             <w:r>
               <w:rPr>
                 <w:rStyle w:val="Hipervnculo"/>
@@ -178,7 +178,7 @@
               <w:rPr>
                 <w:noProof/>
               </w:rPr>
-              <w:instrText xml:space="preserve"> PAGEREF _Toc242024407 \h </w:instrText>
+              <w:instrText xml:space="preserve"> PAGEREF _Toc243326564 \h </w:instrText>
             </w:r>
             <w:r>
               <w:rPr>
@@ -220,7 +220,7 @@
               <w14:ligatures w14:val="standardContextual"/>
             </w:rPr>
           </w:pPr>
-          <w:hyperlink w:anchor="_Toc242024408" w:history="1">
+          <w:hyperlink w:anchor="_Toc243326565" w:history="1">
             <w:r>
               <w:rPr>
                 <w:rStyle w:val="Hipervnculo"/>
@@ -244,7 +244,7 @@
               <w:rPr>
                 <w:noProof/>
               </w:rPr>
-              <w:instrText xml:space="preserve"> PAGEREF _Toc242024408 \h </w:instrText>
+              <w:instrText xml:space="preserve"> PAGEREF _Toc243326565 \h </w:instrText>
             </w:r>
             <w:r>
               <w:rPr>
@@ -286,7 +286,7 @@
               <w14:ligatures w14:val="standardContextual"/>
             </w:rPr>
           </w:pPr>
-          <w:hyperlink w:anchor="_Toc242024409" w:history="1">
+          <w:hyperlink w:anchor="_Toc243326566" w:history="1">
             <w:r>
               <w:rPr>
                 <w:rStyle w:val="Hipervnculo"/>
@@ -310,7 +310,7 @@
               <w:rPr>
                 <w:noProof/>
               </w:rPr>
-              <w:instrText xml:space="preserve"> PAGEREF _Toc242024409 \h </w:instrText>
+              <w:instrText xml:space="preserve"> PAGEREF _Toc243326566 \h </w:instrText>
             </w:r>
             <w:r>
               <w:rPr>
@@ -352,7 +352,7 @@
               <w14:ligatures w14:val="standardContextual"/>
             </w:rPr>
           </w:pPr>
-          <w:hyperlink w:anchor="_Toc242024410" w:history="1">
+          <w:hyperlink w:anchor="_Toc243326567" w:history="1">
             <w:r>
               <w:rPr>
                 <w:rStyle w:val="Hipervnculo"/>
@@ -376,7 +376,7 @@
               <w:rPr>
                 <w:noProof/>
               </w:rPr>
-              <w:instrText xml:space="preserve"> PAGEREF _Toc242024410 \h </w:instrText>
+              <w:instrText xml:space="preserve"> PAGEREF _Toc243326567 \h </w:instrText>
             </w:r>
             <w:r>
               <w:rPr>
@@ -418,7 +418,7 @@
               <w14:ligatures w14:val="standardContextual"/>
             </w:rPr>
           </w:pPr>
-          <w:hyperlink w:anchor="_Toc242024411" w:history="1">
+          <w:hyperlink w:anchor="_Toc243326568" w:history="1">
             <w:r>
               <w:rPr>
                 <w:rStyle w:val="Hipervnculo"/>
@@ -442,7 +442,7 @@
               <w:rPr>
                 <w:noProof/>
               </w:rPr>
-              <w:instrText xml:space="preserve"> PAGEREF _Toc242024411 \h </w:instrText>
+              <w:instrText xml:space="preserve"> PAGEREF _Toc243326568 \h </w:instrText>
             </w:r>
             <w:r>
               <w:rPr>
@@ -484,7 +484,7 @@
               <w14:ligatures w14:val="standardContextual"/>
             </w:rPr>
           </w:pPr>
-          <w:hyperlink w:anchor="_Toc242024412" w:history="1">
+          <w:hyperlink w:anchor="_Toc243326569" w:history="1">
             <w:r>
               <w:rPr>
                 <w:rStyle w:val="Hipervnculo"/>
@@ -508,7 +508,7 @@
               <w:rPr>
                 <w:noProof/>
               </w:rPr>
-              <w:instrText xml:space="preserve"> PAGEREF _Toc242024412 \h </w:instrText>
+              <w:instrText xml:space="preserve"> PAGEREF _Toc243326569 \h </w:instrText>
             </w:r>
             <w:r>
               <w:rPr>
@@ -550,7 +550,7 @@
               <w14:ligatures w14:val="standardContextual"/>
             </w:rPr>
           </w:pPr>
-          <w:hyperlink w:anchor="_Toc242024413" w:history="1">
+          <w:hyperlink w:anchor="_Toc243326570" w:history="1">
             <w:r>
               <w:rPr>
                 <w:rStyle w:val="Hipervnculo"/>
@@ -574,7 +574,7 @@
               <w:rPr>
                 <w:noProof/>
               </w:rPr>
-              <w:instrText xml:space="preserve"> PAGEREF _Toc242024413 \h </w:instrText>
+              <w:instrText xml:space="preserve"> PAGEREF _Toc243326570 \h </w:instrText>
             </w:r>
             <w:r>
               <w:rPr>
@@ -616,7 +616,7 @@
               <w14:ligatures w14:val="standardContextual"/>
             </w:rPr>
           </w:pPr>
-          <w:hyperlink w:anchor="_Toc242024414" w:history="1">
+          <w:hyperlink w:anchor="_Toc243326571" w:history="1">
             <w:r>
               <w:rPr>
                 <w:rStyle w:val="Hipervnculo"/>
@@ -640,7 +640,7 @@
               <w:rPr>
                 <w:noProof/>
               </w:rPr>
-              <w:instrText xml:space="preserve"> PAGEREF _Toc242024414 \h </w:instrText>
+              <w:instrText xml:space="preserve"> PAGEREF _Toc243326571 \h </w:instrText>
             </w:r>
             <w:r>
               <w:rPr>
@@ -682,13 +682,13 @@
               <w14:ligatures w14:val="standardContextual"/>
             </w:rPr>
           </w:pPr>
-          <w:hyperlink w:anchor="_Toc242024415" w:history="1">
+          <w:hyperlink w:anchor="_Toc243326572" w:history="1">
             <w:r>
               <w:rPr>
                 <w:rStyle w:val="Hipervnculo"/>
                 <w:noProof/>
               </w:rPr>
-              <w:t>Uso durante la demostración</w:t>
+              <w:t>Dashboard 5: Despacho y falsos positivos</w:t>
             </w:r>
             <w:r>
               <w:rPr>
@@ -706,7 +706,7 @@
               <w:rPr>
                 <w:noProof/>
               </w:rPr>
-              <w:instrText xml:space="preserve"> PAGEREF _Toc242024415 \h </w:instrText>
+              <w:instrText xml:space="preserve"> PAGEREF _Toc243326572 \h </w:instrText>
             </w:r>
             <w:r>
               <w:rPr>
@@ -748,12 +748,78 @@
               <w14:ligatures w14:val="standardContextual"/>
             </w:rPr>
           </w:pPr>
-          <w:hyperlink w:anchor="_Toc242024416" w:history="1">
+          <w:hyperlink w:anchor="_Toc243326573" w:history="1">
             <w:r>
               <w:rPr>
                 <w:rStyle w:val="Hipervnculo"/>
                 <w:noProof/>
               </w:rPr>
+              <w:t>Uso durante la demostración</w:t>
+            </w:r>
+            <w:r>
+              <w:rPr>
+                <w:noProof/>
+              </w:rPr>
+              <w:tab/>
+            </w:r>
+            <w:r>
+              <w:rPr>
+                <w:noProof/>
+              </w:rPr>
+              <w:fldChar w:fldCharType="begin"/>
+            </w:r>
+            <w:r>
+              <w:rPr>
+                <w:noProof/>
+              </w:rPr>
+              <w:instrText xml:space="preserve"> PAGEREF _Toc243326573 \h </w:instrText>
+            </w:r>
+            <w:r>
+              <w:rPr>
+                <w:noProof/>
+              </w:rPr>
+            </w:r>
+            <w:r>
+              <w:rPr>
+                <w:noProof/>
+              </w:rPr>
+              <w:fldChar w:fldCharType="separate"/>
+            </w:r>
+            <w:r>
+              <w:rPr>
+                <w:noProof/>
+              </w:rPr>
+              <w:t>13</w:t>
+            </w:r>
+            <w:r>
+              <w:rPr>
+                <w:noProof/>
+              </w:rPr>
+              <w:fldChar w:fldCharType="end"/>
+            </w:r>
+          </w:hyperlink>
+        </w:p>
+        <w:p>
+          <w:pPr>
+            <w:pStyle w:val="TDC2"/>
+            <w:tabs>
+              <w:tab w:val="right" w:leader="dot" w:pos="9350"/>
+            </w:tabs>
+            <w:rPr>
+              <w:rFonts w:asciiTheme="minorHAnsi" w:eastAsiaTheme="minorEastAsia" w:hAnsiTheme="minorHAnsi" w:cstheme="minorBidi"/>
+              <w:noProof/>
+              <w:kern w:val="2"/>
+              <w:sz w:val="22"/>
+              <w:szCs w:val="22"/>
+              <w14:ligatures w14:val="standardContextual"/>
+            </w:rPr>
+          </w:pPr>
+          <w:hyperlink w:anchor="_Toc243326574" w:history="1">
+            <w:r>
+              <w:rPr>
+                <w:rStyle w:val="Hipervnculo"/>
+                <w:noProof/>
+              </w:rPr>
               <w:t>Verificación</w:t>
             </w:r>
             <w:r>
@@ -772,7 +838,7 @@
               <w:rPr>
                 <w:noProof/>
               </w:rPr>
-              <w:instrText xml:space="preserve"> PAGEREF _Toc242024416 \h </w:instrText>
+              <w:instrText xml:space="preserve"> PAGEREF _Toc243326574 \h </w:instrText>
             </w:r>
             <w:r>
               <w:rPr>
@@ -789,7 +855,7 @@
               <w:rPr>
                 <w:noProof/>
               </w:rPr>
-              <w:t>10</w:t>
+              <w:t>14</w:t>
             </w:r>
             <w:r>
               <w:rPr>
@@ -822,7 +888,7 @@
         <w:keepNext/>
         <w:keepLines/>
       </w:pPr>
-      <w:bookmarkStart w:id="0" w:name="_Toc242024407"/>
+      <w:bookmarkStart w:id="0" w:name="_Toc243326564"/>
       <w:r>
         <w:lastRenderedPageBreak/>
         <w:t>Visualización en Grafana</w:t>
@@ -835,7 +901,7 @@
         <w:keepNext/>
         <w:keepLines/>
       </w:pPr>
-      <w:bookmarkStart w:id="1" w:name="_Toc242024408"/>
+      <w:bookmarkStart w:id="1" w:name="_Toc243326565"/>
       <w:r>
         <w:t>Propósito del documento</w:t>
       </w:r>
@@ -855,7 +921,7 @@
         <w:keepNext/>
         <w:keepLines/>
       </w:pPr>
-      <w:bookmarkStart w:id="2" w:name="_Toc242024409"/>
+      <w:bookmarkStart w:id="2" w:name="_Toc243326566"/>
       <w:r>
         <w:t>Configuración</w:t>
       </w:r>
@@ -902,13 +968,19 @@
           <w:left w:w="10" w:type="dxa"/>
           <w:right w:w="10" w:type="dxa"/>
         </w:tblCellMar>
-        <w:tblLook w:val="0000" w:firstRow="0" w:lastRow="0" w:firstColumn="0" w:lastColumn="0" w:noHBand="0" w:noVBand="0"/>
+        <w:tblLook w:val="04A0" w:firstRow="1" w:lastRow="0" w:firstColumn="1" w:lastColumn="0" w:noHBand="0" w:noVBand="1"/>
       </w:tblPr>
       <w:tblGrid>
         <w:gridCol w:w="2995"/>
         <w:gridCol w:w="6365"/>
       </w:tblGrid>
       <w:tr>
+        <w:tblPrEx>
+          <w:tblCellMar>
+            <w:top w:w="0" w:type="dxa"/>
+            <w:bottom w:w="0" w:type="dxa"/>
+          </w:tblCellMar>
+        </w:tblPrEx>
         <w:trPr>
           <w:cantSplit/>
           <w:tblHeader/>
@@ -983,6 +1055,12 @@
         </w:tc>
       </w:tr>
       <w:tr>
+        <w:tblPrEx>
+          <w:tblCellMar>
+            <w:top w:w="0" w:type="dxa"/>
+            <w:bottom w:w="0" w:type="dxa"/>
+          </w:tblCellMar>
+        </w:tblPrEx>
         <w:trPr>
           <w:cantSplit/>
         </w:trPr>
@@ -1050,6 +1128,12 @@
         </w:tc>
       </w:tr>
       <w:tr>
+        <w:tblPrEx>
+          <w:tblCellMar>
+            <w:top w:w="0" w:type="dxa"/>
+            <w:bottom w:w="0" w:type="dxa"/>
+          </w:tblCellMar>
+        </w:tblPrEx>
         <w:trPr>
           <w:cantSplit/>
         </w:trPr>
@@ -1117,6 +1201,12 @@
         </w:tc>
       </w:tr>
       <w:tr>
+        <w:tblPrEx>
+          <w:tblCellMar>
+            <w:top w:w="0" w:type="dxa"/>
+            <w:bottom w:w="0" w:type="dxa"/>
+          </w:tblCellMar>
+        </w:tblPrEx>
         <w:trPr>
           <w:cantSplit/>
         </w:trPr>
@@ -1178,12 +1268,18 @@
                 <w:sz w:val="20"/>
                 <w:szCs w:val="20"/>
               </w:rPr>
-              <w:t>Monitoreo SJS, con cuatro dashboards</w:t>
+              <w:t>Monitoreo SJS, con cinco dashboards</w:t>
             </w:r>
           </w:p>
         </w:tc>
       </w:tr>
       <w:tr>
+        <w:tblPrEx>
+          <w:tblCellMar>
+            <w:top w:w="0" w:type="dxa"/>
+            <w:bottom w:w="0" w:type="dxa"/>
+          </w:tblCellMar>
+        </w:tblPrEx>
         <w:trPr>
           <w:cantSplit/>
         </w:trPr>
@@ -1251,6 +1347,12 @@
         </w:tc>
       </w:tr>
       <w:tr>
+        <w:tblPrEx>
+          <w:tblCellMar>
+            <w:top w:w="0" w:type="dxa"/>
+            <w:bottom w:w="0" w:type="dxa"/>
+          </w:tblCellMar>
+        </w:tblPrEx>
         <w:trPr>
           <w:cantSplit/>
         </w:trPr>
@@ -1318,6 +1420,12 @@
         </w:tc>
       </w:tr>
       <w:tr>
+        <w:tblPrEx>
+          <w:tblCellMar>
+            <w:top w:w="0" w:type="dxa"/>
+            <w:bottom w:w="0" w:type="dxa"/>
+          </w:tblCellMar>
+        </w:tblPrEx>
         <w:trPr>
           <w:cantSplit/>
         </w:trPr>
@@ -1385,6 +1493,12 @@
         </w:tc>
       </w:tr>
       <w:tr>
+        <w:tblPrEx>
+          <w:tblCellMar>
+            <w:top w:w="0" w:type="dxa"/>
+            <w:bottom w:w="0" w:type="dxa"/>
+          </w:tblCellMar>
+        </w:tblPrEx>
         <w:trPr>
           <w:cantSplit/>
         </w:trPr>
@@ -1452,6 +1566,12 @@
         </w:tc>
       </w:tr>
       <w:tr>
+        <w:tblPrEx>
+          <w:tblCellMar>
+            <w:top w:w="0" w:type="dxa"/>
+            <w:bottom w:w="0" w:type="dxa"/>
+          </w:tblCellMar>
+        </w:tblPrEx>
         <w:trPr>
           <w:cantSplit/>
         </w:trPr>
@@ -1519,6 +1639,12 @@
         </w:tc>
       </w:tr>
       <w:tr>
+        <w:tblPrEx>
+          <w:tblCellMar>
+            <w:top w:w="0" w:type="dxa"/>
+            <w:bottom w:w="0" w:type="dxa"/>
+          </w:tblCellMar>
+        </w:tblPrEx>
         <w:trPr>
           <w:cantSplit/>
         </w:trPr>
@@ -1603,7 +1729,7 @@
         <w:keepNext/>
         <w:keepLines/>
       </w:pPr>
-      <w:bookmarkStart w:id="3" w:name="_Toc242024410"/>
+      <w:bookmarkStart w:id="3" w:name="_Toc243326567"/>
       <w:r>
         <w:lastRenderedPageBreak/>
         <w:t>Casos de uso cubiertos</w:t>
@@ -1651,13 +1777,19 @@
           <w:left w:w="10" w:type="dxa"/>
           <w:right w:w="10" w:type="dxa"/>
         </w:tblCellMar>
-        <w:tblLook w:val="0000" w:firstRow="0" w:lastRow="0" w:firstColumn="0" w:lastColumn="0" w:noHBand="0" w:noVBand="0"/>
+        <w:tblLook w:val="04A0" w:firstRow="1" w:lastRow="0" w:firstColumn="1" w:lastColumn="0" w:noHBand="0" w:noVBand="1"/>
       </w:tblPr>
       <w:tblGrid>
         <w:gridCol w:w="3557"/>
         <w:gridCol w:w="5803"/>
       </w:tblGrid>
       <w:tr>
+        <w:tblPrEx>
+          <w:tblCellMar>
+            <w:top w:w="0" w:type="dxa"/>
+            <w:bottom w:w="0" w:type="dxa"/>
+          </w:tblCellMar>
+        </w:tblPrEx>
         <w:trPr>
           <w:cantSplit/>
           <w:tblHeader/>
@@ -1732,6 +1864,12 @@
         </w:tc>
       </w:tr>
       <w:tr>
+        <w:tblPrEx>
+          <w:tblCellMar>
+            <w:top w:w="0" w:type="dxa"/>
+            <w:bottom w:w="0" w:type="dxa"/>
+          </w:tblCellMar>
+        </w:tblPrEx>
         <w:trPr>
           <w:cantSplit/>
         </w:trPr>
@@ -1799,6 +1937,12 @@
         </w:tc>
       </w:tr>
       <w:tr>
+        <w:tblPrEx>
+          <w:tblCellMar>
+            <w:top w:w="0" w:type="dxa"/>
+            <w:bottom w:w="0" w:type="dxa"/>
+          </w:tblCellMar>
+        </w:tblPrEx>
         <w:trPr>
           <w:cantSplit/>
         </w:trPr>
@@ -1860,12 +2004,18 @@
                 <w:sz w:val="20"/>
                 <w:szCs w:val="20"/>
               </w:rPr>
-              <w:t>Dashboard 1: tabla de alertas recientes; Dashboard 4: bandeja de cada institución; Dashboard 3: búsqueda histórica</w:t>
+              <w:t>Dashboard 1: tabla de alertas recientes; Dashboard 4: bandeja de cada institución; Dashboard 5: envíos por institución y pánicos confirmados; Dashboard 3: búsqueda histórica</w:t>
             </w:r>
           </w:p>
         </w:tc>
       </w:tr>
       <w:tr>
+        <w:tblPrEx>
+          <w:tblCellMar>
+            <w:top w:w="0" w:type="dxa"/>
+            <w:bottom w:w="0" w:type="dxa"/>
+          </w:tblCellMar>
+        </w:tblPrEx>
         <w:trPr>
           <w:cantSplit/>
         </w:trPr>
@@ -1933,6 +2083,12 @@
         </w:tc>
       </w:tr>
       <w:tr>
+        <w:tblPrEx>
+          <w:tblCellMar>
+            <w:top w:w="0" w:type="dxa"/>
+            <w:bottom w:w="0" w:type="dxa"/>
+          </w:tblCellMar>
+        </w:tblPrEx>
         <w:trPr>
           <w:cantSplit/>
         </w:trPr>
@@ -1994,12 +2150,18 @@
                 <w:sz w:val="20"/>
                 <w:szCs w:val="20"/>
               </w:rPr>
-              <w:t>Dashboard 1: contador de falsos positivos; Dashboard 3: proporción de falsos positivos por sector</w:t>
+              <w:t>Dashboard 1: contador de falsos positivos; Dashboard 3: proporción de falsos positivos por sector; Dashboard 5: falsos positivos reales, falsos positivos corregidos y cómo un pánico pasa a alerta real</w:t>
             </w:r>
           </w:p>
         </w:tc>
       </w:tr>
       <w:tr>
+        <w:tblPrEx>
+          <w:tblCellMar>
+            <w:top w:w="0" w:type="dxa"/>
+            <w:bottom w:w="0" w:type="dxa"/>
+          </w:tblCellMar>
+        </w:tblPrEx>
         <w:trPr>
           <w:cantSplit/>
         </w:trPr>
@@ -2076,7 +2238,7 @@
         <w:keepNext/>
         <w:keepLines/>
       </w:pPr>
-      <w:bookmarkStart w:id="4" w:name="_Toc242024411"/>
+      <w:bookmarkStart w:id="4" w:name="_Toc243326568"/>
       <w:r>
         <w:t>Dashboard 1: Centro de Monitoreo San Juan Sacatepéquez</w:t>
       </w:r>
@@ -2087,7 +2249,10 @@
         <w:ind w:firstLine="720"/>
       </w:pPr>
       <w:r>
-        <w:t>Es la pantalla del operador municipal (Figura 1). Arriba muestra cuatro contadores de la última hora: eventos recibidos, alertas críticas, alertas confirmadas y falsos positivos probables. Debajo, dos mapas sobre el municipio: el de la izquierda es el mapa de calor de los eventos de los últimos 15 minutos, que muestra dónde se concentra la actividad; el de la derecha marca cada alerta de la última hora con un punto cuyo color indica la severidad (rojo crítica, naranja alta, amarillo media y azul baja). Después viene la tabla de alertas recientes, con la severidad en color, la descripción, el score y la latencia, y al final las barras de alertas por tipo y por sector.</w:t>
+        <w:t>Es la pantalla del operador municipal (Figura 1). Arriba muestra cuatro contadores de la última hora: eventos recibidos, alertas críticas, alertas confirmadas y falsos positivos probables. Debajo, dos mapas sobre el municipio: el de la izquierda es el mapa de calor de los eventos de los últimos 15 minutos, que muestra dónde se concentra la actividad; el de la derecha marca cada alerta de la última hora con un punto cuyo color indica la severidad (rojo crítica, naranja alta, amarillo media y azul baja). Desp</w:t>
+      </w:r>
+      <w:r>
+        <w:t>ués viene la tabla de alertas recientes, con la severidad en color, la descripción, el score y la latencia, y al final las barras de alertas por tipo y por sector.</w:t>
       </w:r>
     </w:p>
     <w:p>
@@ -2127,7 +2292,7 @@
           <w:noProof/>
         </w:rPr>
         <w:drawing>
-          <wp:inline distT="0" distB="0" distL="0" distR="0" wp14:anchorId="3587D04B" wp14:editId="364EAF41">
+          <wp:inline distT="0" distB="0" distL="0" distR="0" wp14:anchorId="13E4B861" wp14:editId="48821AB5">
             <wp:extent cx="5943600" cy="4829175"/>
             <wp:effectExtent l="0" t="0" r="0" b="0"/>
             <wp:docPr id="1" name="figura-1" descr="Dashboard 1: Centro de Monitoreo San Juan Sacatepéquez" title="Dashboard 1: Centro de Monitoreo San Juan Sacatepéquez"/>
@@ -2229,7 +2394,7 @@
           <w:left w:w="10" w:type="dxa"/>
           <w:right w:w="10" w:type="dxa"/>
         </w:tblCellMar>
-        <w:tblLook w:val="0000" w:firstRow="0" w:lastRow="0" w:firstColumn="0" w:lastColumn="0" w:noHBand="0" w:noVBand="0"/>
+        <w:tblLook w:val="04A0" w:firstRow="1" w:lastRow="0" w:firstColumn="1" w:lastColumn="0" w:noHBand="0" w:noVBand="1"/>
       </w:tblPr>
       <w:tblGrid>
         <w:gridCol w:w="4493"/>
@@ -2237,6 +2402,12 @@
         <w:gridCol w:w="3276"/>
       </w:tblGrid>
       <w:tr>
+        <w:tblPrEx>
+          <w:tblCellMar>
+            <w:top w:w="0" w:type="dxa"/>
+            <w:bottom w:w="0" w:type="dxa"/>
+          </w:tblCellMar>
+        </w:tblPrEx>
         <w:trPr>
           <w:cantSplit/>
           <w:tblHeader/>
@@ -2345,6 +2516,12 @@
         </w:tc>
       </w:tr>
       <w:tr>
+        <w:tblPrEx>
+          <w:tblCellMar>
+            <w:top w:w="0" w:type="dxa"/>
+            <w:bottom w:w="0" w:type="dxa"/>
+          </w:tblCellMar>
+        </w:tblPrEx>
         <w:trPr>
           <w:cantSplit/>
         </w:trPr>
@@ -2443,6 +2620,12 @@
         </w:tc>
       </w:tr>
       <w:tr>
+        <w:tblPrEx>
+          <w:tblCellMar>
+            <w:top w:w="0" w:type="dxa"/>
+            <w:bottom w:w="0" w:type="dxa"/>
+          </w:tblCellMar>
+        </w:tblPrEx>
         <w:trPr>
           <w:cantSplit/>
         </w:trPr>
@@ -2541,6 +2724,12 @@
         </w:tc>
       </w:tr>
       <w:tr>
+        <w:tblPrEx>
+          <w:tblCellMar>
+            <w:top w:w="0" w:type="dxa"/>
+            <w:bottom w:w="0" w:type="dxa"/>
+          </w:tblCellMar>
+        </w:tblPrEx>
         <w:trPr>
           <w:cantSplit/>
         </w:trPr>
@@ -2639,6 +2828,12 @@
         </w:tc>
       </w:tr>
       <w:tr>
+        <w:tblPrEx>
+          <w:tblCellMar>
+            <w:top w:w="0" w:type="dxa"/>
+            <w:bottom w:w="0" w:type="dxa"/>
+          </w:tblCellMar>
+        </w:tblPrEx>
         <w:trPr>
           <w:cantSplit/>
         </w:trPr>
@@ -2737,6 +2932,12 @@
         </w:tc>
       </w:tr>
       <w:tr>
+        <w:tblPrEx>
+          <w:tblCellMar>
+            <w:top w:w="0" w:type="dxa"/>
+            <w:bottom w:w="0" w:type="dxa"/>
+          </w:tblCellMar>
+        </w:tblPrEx>
         <w:trPr>
           <w:cantSplit/>
         </w:trPr>
@@ -2835,6 +3036,12 @@
         </w:tc>
       </w:tr>
       <w:tr>
+        <w:tblPrEx>
+          <w:tblCellMar>
+            <w:top w:w="0" w:type="dxa"/>
+            <w:bottom w:w="0" w:type="dxa"/>
+          </w:tblCellMar>
+        </w:tblPrEx>
         <w:trPr>
           <w:cantSplit/>
         </w:trPr>
@@ -2933,6 +3140,12 @@
         </w:tc>
       </w:tr>
       <w:tr>
+        <w:tblPrEx>
+          <w:tblCellMar>
+            <w:top w:w="0" w:type="dxa"/>
+            <w:bottom w:w="0" w:type="dxa"/>
+          </w:tblCellMar>
+        </w:tblPrEx>
         <w:trPr>
           <w:cantSplit/>
         </w:trPr>
@@ -3031,6 +3244,12 @@
         </w:tc>
       </w:tr>
       <w:tr>
+        <w:tblPrEx>
+          <w:tblCellMar>
+            <w:top w:w="0" w:type="dxa"/>
+            <w:bottom w:w="0" w:type="dxa"/>
+          </w:tblCellMar>
+        </w:tblPrEx>
         <w:trPr>
           <w:cantSplit/>
         </w:trPr>
@@ -3129,6 +3348,12 @@
         </w:tc>
       </w:tr>
       <w:tr>
+        <w:tblPrEx>
+          <w:tblCellMar>
+            <w:top w:w="0" w:type="dxa"/>
+            <w:bottom w:w="0" w:type="dxa"/>
+          </w:tblCellMar>
+        </w:tblPrEx>
         <w:trPr>
           <w:cantSplit/>
         </w:trPr>
@@ -3235,7 +3460,7 @@
         <w:keepNext/>
         <w:keepLines/>
       </w:pPr>
-      <w:bookmarkStart w:id="5" w:name="_Toc242024412"/>
+      <w:bookmarkStart w:id="5" w:name="_Toc243326569"/>
       <w:r>
         <w:t>Dashboard 2: Operación y SLOs</w:t>
       </w:r>
@@ -3246,7 +3471,10 @@
         <w:ind w:firstLine="720"/>
       </w:pPr>
       <w:r>
-        <w:t>Es la pantalla técnica (Figura 2). Muestra si el sistema cumple sus objetivos de servicio: la latencia p95 de las alertas con el umbral de 2 000 ms (el indicador se pone en rojo si se supera), el porcentaje de eventos inválidos con el umbral de 2 %, las violaciones de SLO del periodo y los eventos por segundo. Las series de tiempo muestran la ingesta, la latencia p50 y p95 con la línea roja del umbral, el reparto de eventos entre los tres ingestores (que demuestra el balanceo de NGINX) y el porcentaje de inválidos por minuto. También lista las violaciones de SLO recientes, los envíos a cada institución, los motivos de rechazo de la cola de mensajes muertos y la latencia de procesamiento de los eventos.</w:t>
+        <w:t>Es la pantalla técnica (Figura 2). Muestra si el sistema cumple sus objetivos de servicio: la latencia p95 de las alertas con el umbral de 2 000 ms (el indicador se pone en rojo si se supera), el porcentaje de eventos inválidos con el umbral de 2 %, las violaciones de SLO del periodo y los eventos por segundo. Las series de tiempo muestran la ingesta, la latencia p50 y p95 con la línea roja del umbral, el reparto de eventos entre los tres ingestores (que demuestra el balanceo de NGINX) y el porcentaje de in</w:t>
+      </w:r>
+      <w:r>
+        <w:t>válidos por minuto. También lista las violaciones de SLO recientes, los envíos a cada institución, los motivos de rechazo de la cola de mensajes muertos y la latencia de procesamiento de los eventos.</w:t>
       </w:r>
     </w:p>
     <w:p>
@@ -3286,7 +3514,7 @@
           <w:noProof/>
         </w:rPr>
         <w:drawing>
-          <wp:inline distT="0" distB="0" distL="0" distR="0" wp14:anchorId="03A61A92" wp14:editId="1656113B">
+          <wp:inline distT="0" distB="0" distL="0" distR="0" wp14:anchorId="424777CE" wp14:editId="4ACC02CF">
             <wp:extent cx="4752975" cy="5943600"/>
             <wp:effectExtent l="0" t="0" r="0" b="0"/>
             <wp:docPr id="2" name="figura-2" descr="Dashboard 2: Operación y SLOs" title="Dashboard 2: Operación y SLOs"/>
@@ -3388,7 +3616,7 @@
           <w:left w:w="10" w:type="dxa"/>
           <w:right w:w="10" w:type="dxa"/>
         </w:tblCellMar>
-        <w:tblLook w:val="0000" w:firstRow="0" w:lastRow="0" w:firstColumn="0" w:lastColumn="0" w:noHBand="0" w:noVBand="0"/>
+        <w:tblLook w:val="04A0" w:firstRow="1" w:lastRow="0" w:firstColumn="1" w:lastColumn="0" w:noHBand="0" w:noVBand="1"/>
       </w:tblPr>
       <w:tblGrid>
         <w:gridCol w:w="4867"/>
@@ -3396,6 +3624,12 @@
         <w:gridCol w:w="2995"/>
       </w:tblGrid>
       <w:tr>
+        <w:tblPrEx>
+          <w:tblCellMar>
+            <w:top w:w="0" w:type="dxa"/>
+            <w:bottom w:w="0" w:type="dxa"/>
+          </w:tblCellMar>
+        </w:tblPrEx>
         <w:trPr>
           <w:cantSplit/>
           <w:tblHeader/>
@@ -3504,6 +3738,12 @@
         </w:tc>
       </w:tr>
       <w:tr>
+        <w:tblPrEx>
+          <w:tblCellMar>
+            <w:top w:w="0" w:type="dxa"/>
+            <w:bottom w:w="0" w:type="dxa"/>
+          </w:tblCellMar>
+        </w:tblPrEx>
         <w:trPr>
           <w:cantSplit/>
         </w:trPr>
@@ -3602,6 +3842,12 @@
         </w:tc>
       </w:tr>
       <w:tr>
+        <w:tblPrEx>
+          <w:tblCellMar>
+            <w:top w:w="0" w:type="dxa"/>
+            <w:bottom w:w="0" w:type="dxa"/>
+          </w:tblCellMar>
+        </w:tblPrEx>
         <w:trPr>
           <w:cantSplit/>
         </w:trPr>
@@ -3700,6 +3946,12 @@
         </w:tc>
       </w:tr>
       <w:tr>
+        <w:tblPrEx>
+          <w:tblCellMar>
+            <w:top w:w="0" w:type="dxa"/>
+            <w:bottom w:w="0" w:type="dxa"/>
+          </w:tblCellMar>
+        </w:tblPrEx>
         <w:trPr>
           <w:cantSplit/>
         </w:trPr>
@@ -3798,6 +4050,12 @@
         </w:tc>
       </w:tr>
       <w:tr>
+        <w:tblPrEx>
+          <w:tblCellMar>
+            <w:top w:w="0" w:type="dxa"/>
+            <w:bottom w:w="0" w:type="dxa"/>
+          </w:tblCellMar>
+        </w:tblPrEx>
         <w:trPr>
           <w:cantSplit/>
         </w:trPr>
@@ -3896,6 +4154,12 @@
         </w:tc>
       </w:tr>
       <w:tr>
+        <w:tblPrEx>
+          <w:tblCellMar>
+            <w:top w:w="0" w:type="dxa"/>
+            <w:bottom w:w="0" w:type="dxa"/>
+          </w:tblCellMar>
+        </w:tblPrEx>
         <w:trPr>
           <w:cantSplit/>
         </w:trPr>
@@ -3994,6 +4258,12 @@
         </w:tc>
       </w:tr>
       <w:tr>
+        <w:tblPrEx>
+          <w:tblCellMar>
+            <w:top w:w="0" w:type="dxa"/>
+            <w:bottom w:w="0" w:type="dxa"/>
+          </w:tblCellMar>
+        </w:tblPrEx>
         <w:trPr>
           <w:cantSplit/>
         </w:trPr>
@@ -4092,6 +4362,12 @@
         </w:tc>
       </w:tr>
       <w:tr>
+        <w:tblPrEx>
+          <w:tblCellMar>
+            <w:top w:w="0" w:type="dxa"/>
+            <w:bottom w:w="0" w:type="dxa"/>
+          </w:tblCellMar>
+        </w:tblPrEx>
         <w:trPr>
           <w:cantSplit/>
         </w:trPr>
@@ -4190,6 +4466,12 @@
         </w:tc>
       </w:tr>
       <w:tr>
+        <w:tblPrEx>
+          <w:tblCellMar>
+            <w:top w:w="0" w:type="dxa"/>
+            <w:bottom w:w="0" w:type="dxa"/>
+          </w:tblCellMar>
+        </w:tblPrEx>
         <w:trPr>
           <w:cantSplit/>
         </w:trPr>
@@ -4288,6 +4570,12 @@
         </w:tc>
       </w:tr>
       <w:tr>
+        <w:tblPrEx>
+          <w:tblCellMar>
+            <w:top w:w="0" w:type="dxa"/>
+            <w:bottom w:w="0" w:type="dxa"/>
+          </w:tblCellMar>
+        </w:tblPrEx>
         <w:trPr>
           <w:cantSplit/>
         </w:trPr>
@@ -4386,6 +4674,12 @@
         </w:tc>
       </w:tr>
       <w:tr>
+        <w:tblPrEx>
+          <w:tblCellMar>
+            <w:top w:w="0" w:type="dxa"/>
+            <w:bottom w:w="0" w:type="dxa"/>
+          </w:tblCellMar>
+        </w:tblPrEx>
         <w:trPr>
           <w:cantSplit/>
         </w:trPr>
@@ -4484,6 +4778,12 @@
         </w:tc>
       </w:tr>
       <w:tr>
+        <w:tblPrEx>
+          <w:tblCellMar>
+            <w:top w:w="0" w:type="dxa"/>
+            <w:bottom w:w="0" w:type="dxa"/>
+          </w:tblCellMar>
+        </w:tblPrEx>
         <w:trPr>
           <w:cantSplit/>
         </w:trPr>
@@ -4582,6 +4882,12 @@
         </w:tc>
       </w:tr>
       <w:tr>
+        <w:tblPrEx>
+          <w:tblCellMar>
+            <w:top w:w="0" w:type="dxa"/>
+            <w:bottom w:w="0" w:type="dxa"/>
+          </w:tblCellMar>
+        </w:tblPrEx>
         <w:trPr>
           <w:cantSplit/>
         </w:trPr>
@@ -4723,7 +5029,7 @@
           <w:left w:w="10" w:type="dxa"/>
           <w:right w:w="10" w:type="dxa"/>
         </w:tblCellMar>
-        <w:tblLook w:val="0000" w:firstRow="0" w:lastRow="0" w:firstColumn="0" w:lastColumn="0" w:noHBand="0" w:noVBand="0"/>
+        <w:tblLook w:val="04A0" w:firstRow="1" w:lastRow="0" w:firstColumn="1" w:lastColumn="0" w:noHBand="0" w:noVBand="1"/>
       </w:tblPr>
       <w:tblGrid>
         <w:gridCol w:w="3182"/>
@@ -4731,6 +5037,12 @@
         <w:gridCol w:w="4493"/>
       </w:tblGrid>
       <w:tr>
+        <w:tblPrEx>
+          <w:tblCellMar>
+            <w:top w:w="0" w:type="dxa"/>
+            <w:bottom w:w="0" w:type="dxa"/>
+          </w:tblCellMar>
+        </w:tblPrEx>
         <w:trPr>
           <w:cantSplit/>
           <w:tblHeader/>
@@ -4839,6 +5151,12 @@
         </w:tc>
       </w:tr>
       <w:tr>
+        <w:tblPrEx>
+          <w:tblCellMar>
+            <w:top w:w="0" w:type="dxa"/>
+            <w:bottom w:w="0" w:type="dxa"/>
+          </w:tblCellMar>
+        </w:tblPrEx>
         <w:trPr>
           <w:cantSplit/>
         </w:trPr>
@@ -4937,6 +5255,12 @@
         </w:tc>
       </w:tr>
       <w:tr>
+        <w:tblPrEx>
+          <w:tblCellMar>
+            <w:top w:w="0" w:type="dxa"/>
+            <w:bottom w:w="0" w:type="dxa"/>
+          </w:tblCellMar>
+        </w:tblPrEx>
         <w:trPr>
           <w:cantSplit/>
         </w:trPr>
@@ -5035,6 +5359,12 @@
         </w:tc>
       </w:tr>
       <w:tr>
+        <w:tblPrEx>
+          <w:tblCellMar>
+            <w:top w:w="0" w:type="dxa"/>
+            <w:bottom w:w="0" w:type="dxa"/>
+          </w:tblCellMar>
+        </w:tblPrEx>
         <w:trPr>
           <w:cantSplit/>
         </w:trPr>
@@ -5141,7 +5471,7 @@
         <w:keepNext/>
         <w:keepLines/>
       </w:pPr>
-      <w:bookmarkStart w:id="6" w:name="_Toc242024413"/>
+      <w:bookmarkStart w:id="6" w:name="_Toc243326570"/>
       <w:r>
         <w:t>Dashboard 3: Histórico</w:t>
       </w:r>
@@ -5195,7 +5525,7 @@
           <w:noProof/>
         </w:rPr>
         <w:drawing>
-          <wp:inline distT="0" distB="0" distL="0" distR="0" wp14:anchorId="7EDFD521" wp14:editId="6C0044E0">
+          <wp:inline distT="0" distB="0" distL="0" distR="0" wp14:anchorId="0F94AB66" wp14:editId="5580269E">
             <wp:extent cx="5943600" cy="4457700"/>
             <wp:effectExtent l="0" t="0" r="0" b="0"/>
             <wp:docPr id="3" name="figura-3" descr="Dashboard 3: Histórico" title="Dashboard 3: Histórico"/>
@@ -5297,7 +5627,7 @@
           <w:left w:w="10" w:type="dxa"/>
           <w:right w:w="10" w:type="dxa"/>
         </w:tblCellMar>
-        <w:tblLook w:val="0000" w:firstRow="0" w:lastRow="0" w:firstColumn="0" w:lastColumn="0" w:noHBand="0" w:noVBand="0"/>
+        <w:tblLook w:val="04A0" w:firstRow="1" w:lastRow="0" w:firstColumn="1" w:lastColumn="0" w:noHBand="0" w:noVBand="1"/>
       </w:tblPr>
       <w:tblGrid>
         <w:gridCol w:w="4867"/>
@@ -5305,6 +5635,12 @@
         <w:gridCol w:w="2995"/>
       </w:tblGrid>
       <w:tr>
+        <w:tblPrEx>
+          <w:tblCellMar>
+            <w:top w:w="0" w:type="dxa"/>
+            <w:bottom w:w="0" w:type="dxa"/>
+          </w:tblCellMar>
+        </w:tblPrEx>
         <w:trPr>
           <w:cantSplit/>
           <w:tblHeader/>
@@ -5413,6 +5749,12 @@
         </w:tc>
       </w:tr>
       <w:tr>
+        <w:tblPrEx>
+          <w:tblCellMar>
+            <w:top w:w="0" w:type="dxa"/>
+            <w:bottom w:w="0" w:type="dxa"/>
+          </w:tblCellMar>
+        </w:tblPrEx>
         <w:trPr>
           <w:cantSplit/>
         </w:trPr>
@@ -5511,6 +5853,12 @@
         </w:tc>
       </w:tr>
       <w:tr>
+        <w:tblPrEx>
+          <w:tblCellMar>
+            <w:top w:w="0" w:type="dxa"/>
+            <w:bottom w:w="0" w:type="dxa"/>
+          </w:tblCellMar>
+        </w:tblPrEx>
         <w:trPr>
           <w:cantSplit/>
         </w:trPr>
@@ -5609,6 +5957,12 @@
         </w:tc>
       </w:tr>
       <w:tr>
+        <w:tblPrEx>
+          <w:tblCellMar>
+            <w:top w:w="0" w:type="dxa"/>
+            <w:bottom w:w="0" w:type="dxa"/>
+          </w:tblCellMar>
+        </w:tblPrEx>
         <w:trPr>
           <w:cantSplit/>
         </w:trPr>
@@ -5707,6 +6061,12 @@
         </w:tc>
       </w:tr>
       <w:tr>
+        <w:tblPrEx>
+          <w:tblCellMar>
+            <w:top w:w="0" w:type="dxa"/>
+            <w:bottom w:w="0" w:type="dxa"/>
+          </w:tblCellMar>
+        </w:tblPrEx>
         <w:trPr>
           <w:cantSplit/>
         </w:trPr>
@@ -5805,6 +6165,12 @@
         </w:tc>
       </w:tr>
       <w:tr>
+        <w:tblPrEx>
+          <w:tblCellMar>
+            <w:top w:w="0" w:type="dxa"/>
+            <w:bottom w:w="0" w:type="dxa"/>
+          </w:tblCellMar>
+        </w:tblPrEx>
         <w:trPr>
           <w:cantSplit/>
         </w:trPr>
@@ -5911,7 +6277,7 @@
         <w:keepNext/>
         <w:keepLines/>
       </w:pPr>
-      <w:bookmarkStart w:id="7" w:name="_Toc242024414"/>
+      <w:bookmarkStart w:id="7" w:name="_Toc243326571"/>
       <w:r>
         <w:t>Dashboard 4: Bandeja de instituciones</w:t>
       </w:r>
@@ -5962,7 +6328,7 @@
           <w:noProof/>
         </w:rPr>
         <w:drawing>
-          <wp:inline distT="0" distB="0" distL="0" distR="0" wp14:anchorId="615F492C" wp14:editId="1F870A4F">
+          <wp:inline distT="0" distB="0" distL="0" distR="0" wp14:anchorId="30566EF0" wp14:editId="7EEACA78">
             <wp:extent cx="5943600" cy="4086225"/>
             <wp:effectExtent l="0" t="0" r="0" b="0"/>
             <wp:docPr id="4" name="figura-4" descr="Dashboard 4: Bandeja de instituciones" title="Dashboard 4: Bandeja de instituciones"/>
@@ -6063,7 +6429,7 @@
           <w:left w:w="10" w:type="dxa"/>
           <w:right w:w="10" w:type="dxa"/>
         </w:tblCellMar>
-        <w:tblLook w:val="0000" w:firstRow="0" w:lastRow="0" w:firstColumn="0" w:lastColumn="0" w:noHBand="0" w:noVBand="0"/>
+        <w:tblLook w:val="04A0" w:firstRow="1" w:lastRow="0" w:firstColumn="1" w:lastColumn="0" w:noHBand="0" w:noVBand="1"/>
       </w:tblPr>
       <w:tblGrid>
         <w:gridCol w:w="4867"/>
@@ -6071,6 +6437,12 @@
         <w:gridCol w:w="2995"/>
       </w:tblGrid>
       <w:tr>
+        <w:tblPrEx>
+          <w:tblCellMar>
+            <w:top w:w="0" w:type="dxa"/>
+            <w:bottom w:w="0" w:type="dxa"/>
+          </w:tblCellMar>
+        </w:tblPrEx>
         <w:trPr>
           <w:cantSplit/>
           <w:tblHeader/>
@@ -6179,6 +6551,12 @@
         </w:tc>
       </w:tr>
       <w:tr>
+        <w:tblPrEx>
+          <w:tblCellMar>
+            <w:top w:w="0" w:type="dxa"/>
+            <w:bottom w:w="0" w:type="dxa"/>
+          </w:tblCellMar>
+        </w:tblPrEx>
         <w:trPr>
           <w:cantSplit/>
         </w:trPr>
@@ -6277,6 +6655,12 @@
         </w:tc>
       </w:tr>
       <w:tr>
+        <w:tblPrEx>
+          <w:tblCellMar>
+            <w:top w:w="0" w:type="dxa"/>
+            <w:bottom w:w="0" w:type="dxa"/>
+          </w:tblCellMar>
+        </w:tblPrEx>
         <w:trPr>
           <w:cantSplit/>
         </w:trPr>
@@ -6375,6 +6759,12 @@
         </w:tc>
       </w:tr>
       <w:tr>
+        <w:tblPrEx>
+          <w:tblCellMar>
+            <w:top w:w="0" w:type="dxa"/>
+            <w:bottom w:w="0" w:type="dxa"/>
+          </w:tblCellMar>
+        </w:tblPrEx>
         <w:trPr>
           <w:cantSplit/>
         </w:trPr>
@@ -6473,6 +6863,12 @@
         </w:tc>
       </w:tr>
       <w:tr>
+        <w:tblPrEx>
+          <w:tblCellMar>
+            <w:top w:w="0" w:type="dxa"/>
+            <w:bottom w:w="0" w:type="dxa"/>
+          </w:tblCellMar>
+        </w:tblPrEx>
         <w:trPr>
           <w:cantSplit/>
         </w:trPr>
@@ -6579,12 +6975,1723 @@
         <w:keepNext/>
         <w:keepLines/>
       </w:pPr>
-      <w:bookmarkStart w:id="8" w:name="_Toc242024415"/>
+      <w:bookmarkStart w:id="8" w:name="_Toc243326572"/>
       <w:r>
         <w:lastRenderedPageBreak/>
+        <w:t>Dashboard 5: Despacho y falsos positivos</w:t>
+      </w:r>
+      <w:bookmarkEnd w:id="8"/>
+    </w:p>
+    <w:p>
+      <w:pPr>
+        <w:ind w:firstLine="720"/>
+      </w:pPr>
+      <w:r>
+        <w:t>Responde dos preguntas: a quién se avisó de cada alerta y qué pánicos fueron falsos positivos de verdad. La primera sección (Figura 5) muestra cuántas alertas recibió cada institución en el periodo, la regla de enrutamiento del despachador junto a los envíos reales, que deben coincidir, y la lista de envíos, que se puede filtrar por institución desde el encabezado de la columna. Los falsos positivos no aparecen en esa lista porque no se envían a nadie: solo se registran.</w:t>
+      </w:r>
+    </w:p>
+    <w:p>
+      <w:pPr>
+        <w:keepNext/>
+        <w:spacing w:before="240"/>
+      </w:pPr>
+      <w:r>
+        <w:rPr>
+          <w:b/>
+          <w:bCs/>
+        </w:rPr>
+        <w:t>Figura 5</w:t>
+      </w:r>
+    </w:p>
+    <w:p>
+      <w:pPr>
+        <w:keepNext/>
+        <w:spacing w:after="60"/>
+      </w:pPr>
+      <w:r>
+        <w:rPr>
+          <w:i/>
+          <w:iCs/>
+        </w:rPr>
+        <w:t>Dashboard 5, sección 1: alertas enviadas a las instituciones</w:t>
+      </w:r>
+    </w:p>
+    <w:p>
+      <w:pPr>
+        <w:keepNext/>
+        <w:jc w:val="center"/>
+      </w:pPr>
+      <w:r>
+        <w:rPr>
+          <w:noProof/>
+        </w:rPr>
+        <w:drawing>
+          <wp:inline distT="0" distB="0" distL="0" distR="0" wp14:anchorId="10666345" wp14:editId="42FB0357">
+            <wp:extent cx="5943600" cy="3762375"/>
+            <wp:effectExtent l="0" t="0" r="0" b="0"/>
+            <wp:docPr id="5" name="figura-5" descr="Dashboard 5, sección 1: alertas enviadas a las instituciones" title="Dashboard 5, sección 1: alertas enviadas a las instituciones"/>
+            <wp:cNvGraphicFramePr>
+              <a:graphicFrameLocks xmlns:a="http://schemas.openxmlformats.org/drawingml/2006/main" noChangeAspect="1"/>
+            </wp:cNvGraphicFramePr>
+            <a:graphic xmlns:a="http://schemas.openxmlformats.org/drawingml/2006/main">
+              <a:graphicData uri="http://schemas.openxmlformats.org/drawingml/2006/picture">
+                <pic:pic xmlns:pic="http://schemas.openxmlformats.org/drawingml/2006/picture">
+                  <pic:nvPicPr>
+                    <pic:cNvPr id="0" name=""/>
+                    <pic:cNvPicPr>
+                      <a:picLocks noChangeAspect="1" noChangeArrowheads="1"/>
+                    </pic:cNvPicPr>
+                  </pic:nvPicPr>
+                  <pic:blipFill>
+                    <a:blip r:embed="rId11"/>
+                    <a:srcRect/>
+                    <a:stretch>
+                      <a:fillRect/>
+                    </a:stretch>
+                  </pic:blipFill>
+                  <pic:spPr bwMode="auto">
+                    <a:xfrm>
+                      <a:off x="0" y="0"/>
+                      <a:ext cx="5943600" cy="3762375"/>
+                    </a:xfrm>
+                    <a:prstGeom prst="rect">
+                      <a:avLst/>
+                    </a:prstGeom>
+                  </pic:spPr>
+                </pic:pic>
+              </a:graphicData>
+            </a:graphic>
+          </wp:inline>
+        </w:drawing>
+      </w:r>
+    </w:p>
+    <w:p>
+      <w:pPr>
+        <w:spacing w:before="60" w:after="240" w:line="240" w:lineRule="auto"/>
+      </w:pPr>
+      <w:r>
+        <w:rPr>
+          <w:i/>
+          <w:iCs/>
+          <w:sz w:val="20"/>
+          <w:szCs w:val="20"/>
+        </w:rPr>
+        <w:t xml:space="preserve">Nota. </w:t>
+      </w:r>
+      <w:r>
+        <w:rPr>
+          <w:sz w:val="20"/>
+          <w:szCs w:val="20"/>
+        </w:rPr>
+        <w:t>Captura del sistema en funcionamiento con tráfico normal y escenarios guionados.</w:t>
+      </w:r>
+    </w:p>
+    <w:p>
+      <w:pPr>
+        <w:ind w:firstLine="720"/>
+      </w:pPr>
+      <w:r>
+        <w:t xml:space="preserve">La segunda sección (Figura 6) explica y comprueba cómo un pánico pasa a ser alerta real. Todo pánico queda pendiente en Redis durante la ventana de correlación. Si en esa ventana llega al mismo sector el evento que completa una regla (R01 robo en curso, R02 ataque armado o R04 incendio confirmado), el pánico se confirma, se crea la alerta real y el despachador la envía. Si la ventana cierra sin confirmación, el </w:t>
+      </w:r>
+      <w:r>
+        <w:lastRenderedPageBreak/>
+        <w:t>correlador crea la alerta PANICO_NO_CONFIRMADO con estado FALSO_POSITIVO_PROBABLE, que no se envía a ninguna institución. El dashboard clasifica cada pánico del periodo según la Tabla 8 y, para cada falso positivo real, lista los otros eventos del sector durante la ventana y el motivo por el que no lo confirmaron; por ejemplo, en el escenario ESC-RUIDO-01 aparece un sonido de vidrio roto con probabilidad 0.4, menor al mínimo de 0.7.</w:t>
+      </w:r>
+    </w:p>
+    <w:p>
+      <w:pPr>
+        <w:keepNext/>
+        <w:spacing w:before="240"/>
+      </w:pPr>
+      <w:r>
+        <w:rPr>
+          <w:b/>
+          <w:bCs/>
+        </w:rPr>
+        <w:t>Figura 6</w:t>
+      </w:r>
+    </w:p>
+    <w:p>
+      <w:pPr>
+        <w:keepNext/>
+        <w:spacing w:after="60"/>
+      </w:pPr>
+      <w:r>
+        <w:rPr>
+          <w:i/>
+          <w:iCs/>
+        </w:rPr>
+        <w:t>Dashboard 5, sección 2: falsos positivos</w:t>
+      </w:r>
+    </w:p>
+    <w:p>
+      <w:pPr>
+        <w:keepNext/>
+        <w:jc w:val="center"/>
+      </w:pPr>
+      <w:r>
+        <w:rPr>
+          <w:noProof/>
+        </w:rPr>
+        <w:drawing>
+          <wp:inline distT="0" distB="0" distL="0" distR="0" wp14:anchorId="32BC0011" wp14:editId="715B4F62">
+            <wp:extent cx="5391150" cy="5495925"/>
+            <wp:effectExtent l="0" t="0" r="0" b="0"/>
+            <wp:docPr id="6" name="figura-6" descr="Dashboard 5, sección 2: falsos positivos" title="Dashboard 5, sección 2: falsos positivos"/>
+            <wp:cNvGraphicFramePr>
+              <a:graphicFrameLocks xmlns:a="http://schemas.openxmlformats.org/drawingml/2006/main" noChangeAspect="1"/>
+            </wp:cNvGraphicFramePr>
+            <a:graphic xmlns:a="http://schemas.openxmlformats.org/drawingml/2006/main">
+              <a:graphicData uri="http://schemas.openxmlformats.org/drawingml/2006/picture">
+                <pic:pic xmlns:pic="http://schemas.openxmlformats.org/drawingml/2006/picture">
+                  <pic:nvPicPr>
+                    <pic:cNvPr id="0" name=""/>
+                    <pic:cNvPicPr>
+                      <a:picLocks noChangeAspect="1" noChangeArrowheads="1"/>
+                    </pic:cNvPicPr>
+                  </pic:nvPicPr>
+                  <pic:blipFill>
+                    <a:blip r:embed="rId12"/>
+                    <a:srcRect/>
+                    <a:stretch>
+                      <a:fillRect/>
+                    </a:stretch>
+                  </pic:blipFill>
+                  <pic:spPr bwMode="auto">
+                    <a:xfrm>
+                      <a:off x="0" y="0"/>
+                      <a:ext cx="5391150" cy="5495925"/>
+                    </a:xfrm>
+                    <a:prstGeom prst="rect">
+                      <a:avLst/>
+                    </a:prstGeom>
+                  </pic:spPr>
+                </pic:pic>
+              </a:graphicData>
+            </a:graphic>
+          </wp:inline>
+        </w:drawing>
+      </w:r>
+    </w:p>
+    <w:p>
+      <w:pPr>
+        <w:spacing w:before="60" w:after="240" w:line="240" w:lineRule="auto"/>
+      </w:pPr>
+      <w:r>
+        <w:rPr>
+          <w:i/>
+          <w:iCs/>
+          <w:sz w:val="20"/>
+          <w:szCs w:val="20"/>
+        </w:rPr>
+        <w:t xml:space="preserve">Nota. </w:t>
+      </w:r>
+      <w:r>
+        <w:rPr>
+          <w:sz w:val="20"/>
+          <w:szCs w:val="20"/>
+        </w:rPr>
+        <w:t>Captura del sistema en funcionamiento. El texto de la izquierda explica las reglas que confirman un pánico.</w:t>
+      </w:r>
+    </w:p>
+    <w:p>
+      <w:pPr>
+        <w:keepNext/>
+        <w:spacing w:before="240"/>
+      </w:pPr>
+      <w:r>
+        <w:rPr>
+          <w:b/>
+          <w:bCs/>
+        </w:rPr>
+        <w:lastRenderedPageBreak/>
+        <w:t>Tabla 8</w:t>
+      </w:r>
+    </w:p>
+    <w:p>
+      <w:pPr>
+        <w:keepNext/>
+        <w:spacing w:after="60"/>
+      </w:pPr>
+      <w:r>
+        <w:rPr>
+          <w:i/>
+          <w:iCs/>
+        </w:rPr>
+        <w:t>Estados de un pánico en el dashboard 5</w:t>
+      </w:r>
+    </w:p>
+    <w:tbl>
+      <w:tblPr>
+        <w:tblW w:w="9360" w:type="dxa"/>
+        <w:tblBorders>
+          <w:top w:val="single" w:sz="4" w:space="0" w:color="auto"/>
+          <w:left w:val="single" w:sz="4" w:space="0" w:color="auto"/>
+          <w:bottom w:val="single" w:sz="4" w:space="0" w:color="auto"/>
+          <w:right w:val="single" w:sz="4" w:space="0" w:color="auto"/>
+          <w:insideH w:val="single" w:sz="4" w:space="0" w:color="auto"/>
+          <w:insideV w:val="single" w:sz="4" w:space="0" w:color="auto"/>
+        </w:tblBorders>
+        <w:tblCellMar>
+          <w:left w:w="10" w:type="dxa"/>
+          <w:right w:w="10" w:type="dxa"/>
+        </w:tblCellMar>
+        <w:tblLook w:val="04A0" w:firstRow="1" w:lastRow="0" w:firstColumn="1" w:lastColumn="0" w:noHBand="0" w:noVBand="1"/>
+      </w:tblPr>
+      <w:tblGrid>
+        <w:gridCol w:w="2246"/>
+        <w:gridCol w:w="4867"/>
+        <w:gridCol w:w="2247"/>
+      </w:tblGrid>
+      <w:tr>
+        <w:tblPrEx>
+          <w:tblCellMar>
+            <w:top w:w="0" w:type="dxa"/>
+            <w:bottom w:w="0" w:type="dxa"/>
+          </w:tblCellMar>
+        </w:tblPrEx>
+        <w:trPr>
+          <w:cantSplit/>
+          <w:tblHeader/>
+        </w:trPr>
+        <w:tc>
+          <w:tcPr>
+            <w:tcW w:w="2246" w:type="dxa"/>
+            <w:tcBorders>
+              <w:top w:val="single" w:sz="4" w:space="0" w:color="000000"/>
+              <w:left w:val="none" w:sz="0" w:space="0" w:color="FFFFFF"/>
+              <w:bottom w:val="single" w:sz="4" w:space="0" w:color="000000"/>
+              <w:right w:val="none" w:sz="0" w:space="0" w:color="FFFFFF"/>
+            </w:tcBorders>
+            <w:shd w:val="clear" w:color="auto" w:fill="F2F2F2"/>
+            <w:tcMar>
+              <w:top w:w="60" w:type="dxa"/>
+              <w:left w:w="90" w:type="dxa"/>
+              <w:bottom w:w="60" w:type="dxa"/>
+              <w:right w:w="90" w:type="dxa"/>
+            </w:tcMar>
+          </w:tcPr>
+          <w:p>
+            <w:pPr>
+              <w:keepNext/>
+              <w:keepLines/>
+              <w:spacing w:line="240" w:lineRule="auto"/>
+            </w:pPr>
+            <w:r>
+              <w:rPr>
+                <w:b/>
+                <w:bCs/>
+                <w:sz w:val="20"/>
+                <w:szCs w:val="20"/>
+              </w:rPr>
+              <w:t>Estado</w:t>
+            </w:r>
+          </w:p>
+        </w:tc>
+        <w:tc>
+          <w:tcPr>
+            <w:tcW w:w="4867" w:type="dxa"/>
+            <w:tcBorders>
+              <w:top w:val="single" w:sz="4" w:space="0" w:color="000000"/>
+              <w:left w:val="none" w:sz="0" w:space="0" w:color="FFFFFF"/>
+              <w:bottom w:val="single" w:sz="4" w:space="0" w:color="000000"/>
+              <w:right w:val="none" w:sz="0" w:space="0" w:color="FFFFFF"/>
+            </w:tcBorders>
+            <w:shd w:val="clear" w:color="auto" w:fill="F2F2F2"/>
+            <w:tcMar>
+              <w:top w:w="60" w:type="dxa"/>
+              <w:left w:w="90" w:type="dxa"/>
+              <w:bottom w:w="60" w:type="dxa"/>
+              <w:right w:w="90" w:type="dxa"/>
+            </w:tcMar>
+          </w:tcPr>
+          <w:p>
+            <w:pPr>
+              <w:keepNext/>
+              <w:keepLines/>
+              <w:spacing w:line="240" w:lineRule="auto"/>
+            </w:pPr>
+            <w:r>
+              <w:rPr>
+                <w:b/>
+                <w:bCs/>
+                <w:sz w:val="20"/>
+                <w:szCs w:val="20"/>
+              </w:rPr>
+              <w:t>Condición</w:t>
+            </w:r>
+          </w:p>
+        </w:tc>
+        <w:tc>
+          <w:tcPr>
+            <w:tcW w:w="2247" w:type="dxa"/>
+            <w:tcBorders>
+              <w:top w:val="single" w:sz="4" w:space="0" w:color="000000"/>
+              <w:left w:val="none" w:sz="0" w:space="0" w:color="FFFFFF"/>
+              <w:bottom w:val="single" w:sz="4" w:space="0" w:color="000000"/>
+              <w:right w:val="none" w:sz="0" w:space="0" w:color="FFFFFF"/>
+            </w:tcBorders>
+            <w:shd w:val="clear" w:color="auto" w:fill="F2F2F2"/>
+            <w:tcMar>
+              <w:top w:w="60" w:type="dxa"/>
+              <w:left w:w="90" w:type="dxa"/>
+              <w:bottom w:w="60" w:type="dxa"/>
+              <w:right w:w="90" w:type="dxa"/>
+            </w:tcMar>
+          </w:tcPr>
+          <w:p>
+            <w:pPr>
+              <w:keepNext/>
+              <w:keepLines/>
+              <w:spacing w:line="240" w:lineRule="auto"/>
+            </w:pPr>
+            <w:r>
+              <w:rPr>
+                <w:b/>
+                <w:bCs/>
+                <w:sz w:val="20"/>
+                <w:szCs w:val="20"/>
+              </w:rPr>
+              <w:t>¿Se avisa a una institución?</w:t>
+            </w:r>
+          </w:p>
+        </w:tc>
+      </w:tr>
+      <w:tr>
+        <w:tblPrEx>
+          <w:tblCellMar>
+            <w:top w:w="0" w:type="dxa"/>
+            <w:bottom w:w="0" w:type="dxa"/>
+          </w:tblCellMar>
+        </w:tblPrEx>
+        <w:trPr>
+          <w:cantSplit/>
+        </w:trPr>
+        <w:tc>
+          <w:tcPr>
+            <w:tcW w:w="2246" w:type="dxa"/>
+            <w:tcBorders>
+              <w:top w:val="none" w:sz="0" w:space="0" w:color="FFFFFF"/>
+              <w:left w:val="none" w:sz="0" w:space="0" w:color="FFFFFF"/>
+              <w:bottom w:val="none" w:sz="0" w:space="0" w:color="FFFFFF"/>
+              <w:right w:val="none" w:sz="0" w:space="0" w:color="FFFFFF"/>
+            </w:tcBorders>
+            <w:tcMar>
+              <w:top w:w="60" w:type="dxa"/>
+              <w:left w:w="90" w:type="dxa"/>
+              <w:bottom w:w="60" w:type="dxa"/>
+              <w:right w:w="90" w:type="dxa"/>
+            </w:tcMar>
+          </w:tcPr>
+          <w:p>
+            <w:pPr>
+              <w:keepNext/>
+              <w:keepLines/>
+              <w:spacing w:line="240" w:lineRule="auto"/>
+            </w:pPr>
+            <w:r>
+              <w:rPr>
+                <w:sz w:val="20"/>
+                <w:szCs w:val="20"/>
+              </w:rPr>
+              <w:t>Pendiente</w:t>
+            </w:r>
+          </w:p>
+        </w:tc>
+        <w:tc>
+          <w:tcPr>
+            <w:tcW w:w="4867" w:type="dxa"/>
+            <w:tcBorders>
+              <w:top w:val="none" w:sz="0" w:space="0" w:color="FFFFFF"/>
+              <w:left w:val="none" w:sz="0" w:space="0" w:color="FFFFFF"/>
+              <w:bottom w:val="none" w:sz="0" w:space="0" w:color="FFFFFF"/>
+              <w:right w:val="none" w:sz="0" w:space="0" w:color="FFFFFF"/>
+            </w:tcBorders>
+            <w:tcMar>
+              <w:top w:w="60" w:type="dxa"/>
+              <w:left w:w="90" w:type="dxa"/>
+              <w:bottom w:w="60" w:type="dxa"/>
+              <w:right w:w="90" w:type="dxa"/>
+            </w:tcMar>
+          </w:tcPr>
+          <w:p>
+            <w:pPr>
+              <w:keepNext/>
+              <w:keepLines/>
+              <w:spacing w:line="240" w:lineRule="auto"/>
+            </w:pPr>
+            <w:r>
+              <w:rPr>
+                <w:sz w:val="20"/>
+                <w:szCs w:val="20"/>
+              </w:rPr>
+              <w:t>Su ventana sigue abierta y todavía no participa en ninguna alerta</w:t>
+            </w:r>
+          </w:p>
+        </w:tc>
+        <w:tc>
+          <w:tcPr>
+            <w:tcW w:w="2247" w:type="dxa"/>
+            <w:tcBorders>
+              <w:top w:val="none" w:sz="0" w:space="0" w:color="FFFFFF"/>
+              <w:left w:val="none" w:sz="0" w:space="0" w:color="FFFFFF"/>
+              <w:bottom w:val="none" w:sz="0" w:space="0" w:color="FFFFFF"/>
+              <w:right w:val="none" w:sz="0" w:space="0" w:color="FFFFFF"/>
+            </w:tcBorders>
+            <w:tcMar>
+              <w:top w:w="60" w:type="dxa"/>
+              <w:left w:w="90" w:type="dxa"/>
+              <w:bottom w:w="60" w:type="dxa"/>
+              <w:right w:w="90" w:type="dxa"/>
+            </w:tcMar>
+          </w:tcPr>
+          <w:p>
+            <w:pPr>
+              <w:keepNext/>
+              <w:keepLines/>
+              <w:spacing w:line="240" w:lineRule="auto"/>
+            </w:pPr>
+            <w:r>
+              <w:rPr>
+                <w:sz w:val="20"/>
+                <w:szCs w:val="20"/>
+              </w:rPr>
+              <w:t>Todavía no</w:t>
+            </w:r>
+          </w:p>
+        </w:tc>
+      </w:tr>
+      <w:tr>
+        <w:tblPrEx>
+          <w:tblCellMar>
+            <w:top w:w="0" w:type="dxa"/>
+            <w:bottom w:w="0" w:type="dxa"/>
+          </w:tblCellMar>
+        </w:tblPrEx>
+        <w:trPr>
+          <w:cantSplit/>
+        </w:trPr>
+        <w:tc>
+          <w:tcPr>
+            <w:tcW w:w="2246" w:type="dxa"/>
+            <w:tcBorders>
+              <w:top w:val="none" w:sz="0" w:space="0" w:color="FFFFFF"/>
+              <w:left w:val="none" w:sz="0" w:space="0" w:color="FFFFFF"/>
+              <w:bottom w:val="none" w:sz="0" w:space="0" w:color="FFFFFF"/>
+              <w:right w:val="none" w:sz="0" w:space="0" w:color="FFFFFF"/>
+            </w:tcBorders>
+            <w:tcMar>
+              <w:top w:w="60" w:type="dxa"/>
+              <w:left w:w="90" w:type="dxa"/>
+              <w:bottom w:w="60" w:type="dxa"/>
+              <w:right w:w="90" w:type="dxa"/>
+            </w:tcMar>
+          </w:tcPr>
+          <w:p>
+            <w:pPr>
+              <w:keepNext/>
+              <w:keepLines/>
+              <w:spacing w:line="240" w:lineRule="auto"/>
+            </w:pPr>
+            <w:r>
+              <w:rPr>
+                <w:sz w:val="20"/>
+                <w:szCs w:val="20"/>
+              </w:rPr>
+              <w:t>Pasó a alerta real</w:t>
+            </w:r>
+          </w:p>
+        </w:tc>
+        <w:tc>
+          <w:tcPr>
+            <w:tcW w:w="4867" w:type="dxa"/>
+            <w:tcBorders>
+              <w:top w:val="none" w:sz="0" w:space="0" w:color="FFFFFF"/>
+              <w:left w:val="none" w:sz="0" w:space="0" w:color="FFFFFF"/>
+              <w:bottom w:val="none" w:sz="0" w:space="0" w:color="FFFFFF"/>
+              <w:right w:val="none" w:sz="0" w:space="0" w:color="FFFFFF"/>
+            </w:tcBorders>
+            <w:tcMar>
+              <w:top w:w="60" w:type="dxa"/>
+              <w:left w:w="90" w:type="dxa"/>
+              <w:bottom w:w="60" w:type="dxa"/>
+              <w:right w:w="90" w:type="dxa"/>
+            </w:tcMar>
+          </w:tcPr>
+          <w:p>
+            <w:pPr>
+              <w:keepNext/>
+              <w:keepLines/>
+              <w:spacing w:line="240" w:lineRule="auto"/>
+            </w:pPr>
+            <w:r>
+              <w:rPr>
+                <w:sz w:val="20"/>
+                <w:szCs w:val="20"/>
+              </w:rPr>
+              <w:t>Participa en una alerta ROBO_EN_CURSO, ATAQUE_ARMADO o INCENDIO_CONFIRMADO</w:t>
+            </w:r>
+          </w:p>
+        </w:tc>
+        <w:tc>
+          <w:tcPr>
+            <w:tcW w:w="2247" w:type="dxa"/>
+            <w:tcBorders>
+              <w:top w:val="none" w:sz="0" w:space="0" w:color="FFFFFF"/>
+              <w:left w:val="none" w:sz="0" w:space="0" w:color="FFFFFF"/>
+              <w:bottom w:val="none" w:sz="0" w:space="0" w:color="FFFFFF"/>
+              <w:right w:val="none" w:sz="0" w:space="0" w:color="FFFFFF"/>
+            </w:tcBorders>
+            <w:tcMar>
+              <w:top w:w="60" w:type="dxa"/>
+              <w:left w:w="90" w:type="dxa"/>
+              <w:bottom w:w="60" w:type="dxa"/>
+              <w:right w:w="90" w:type="dxa"/>
+            </w:tcMar>
+          </w:tcPr>
+          <w:p>
+            <w:pPr>
+              <w:keepNext/>
+              <w:keepLines/>
+              <w:spacing w:line="240" w:lineRule="auto"/>
+            </w:pPr>
+            <w:r>
+              <w:rPr>
+                <w:sz w:val="20"/>
+                <w:szCs w:val="20"/>
+              </w:rPr>
+              <w:t>Sí, según el tipo de alerta</w:t>
+            </w:r>
+          </w:p>
+        </w:tc>
+      </w:tr>
+      <w:tr>
+        <w:tblPrEx>
+          <w:tblCellMar>
+            <w:top w:w="0" w:type="dxa"/>
+            <w:bottom w:w="0" w:type="dxa"/>
+          </w:tblCellMar>
+        </w:tblPrEx>
+        <w:trPr>
+          <w:cantSplit/>
+        </w:trPr>
+        <w:tc>
+          <w:tcPr>
+            <w:tcW w:w="2246" w:type="dxa"/>
+            <w:tcBorders>
+              <w:top w:val="none" w:sz="0" w:space="0" w:color="FFFFFF"/>
+              <w:left w:val="none" w:sz="0" w:space="0" w:color="FFFFFF"/>
+              <w:bottom w:val="none" w:sz="0" w:space="0" w:color="FFFFFF"/>
+              <w:right w:val="none" w:sz="0" w:space="0" w:color="FFFFFF"/>
+            </w:tcBorders>
+            <w:tcMar>
+              <w:top w:w="60" w:type="dxa"/>
+              <w:left w:w="90" w:type="dxa"/>
+              <w:bottom w:w="60" w:type="dxa"/>
+              <w:right w:w="90" w:type="dxa"/>
+            </w:tcMar>
+          </w:tcPr>
+          <w:p>
+            <w:pPr>
+              <w:keepNext/>
+              <w:keepLines/>
+              <w:spacing w:line="240" w:lineRule="auto"/>
+            </w:pPr>
+            <w:r>
+              <w:rPr>
+                <w:sz w:val="20"/>
+                <w:szCs w:val="20"/>
+              </w:rPr>
+              <w:t>Falso positivo real</w:t>
+            </w:r>
+          </w:p>
+        </w:tc>
+        <w:tc>
+          <w:tcPr>
+            <w:tcW w:w="4867" w:type="dxa"/>
+            <w:tcBorders>
+              <w:top w:val="none" w:sz="0" w:space="0" w:color="FFFFFF"/>
+              <w:left w:val="none" w:sz="0" w:space="0" w:color="FFFFFF"/>
+              <w:bottom w:val="none" w:sz="0" w:space="0" w:color="FFFFFF"/>
+              <w:right w:val="none" w:sz="0" w:space="0" w:color="FFFFFF"/>
+            </w:tcBorders>
+            <w:tcMar>
+              <w:top w:w="60" w:type="dxa"/>
+              <w:left w:w="90" w:type="dxa"/>
+              <w:bottom w:w="60" w:type="dxa"/>
+              <w:right w:w="90" w:type="dxa"/>
+            </w:tcMar>
+          </w:tcPr>
+          <w:p>
+            <w:pPr>
+              <w:keepNext/>
+              <w:keepLines/>
+              <w:spacing w:line="240" w:lineRule="auto"/>
+            </w:pPr>
+            <w:r>
+              <w:rPr>
+                <w:sz w:val="20"/>
+                <w:szCs w:val="20"/>
+              </w:rPr>
+              <w:t>Cerró su ventana sin confirmación y nunca participó en una alerta real</w:t>
+            </w:r>
+          </w:p>
+        </w:tc>
+        <w:tc>
+          <w:tcPr>
+            <w:tcW w:w="2247" w:type="dxa"/>
+            <w:tcBorders>
+              <w:top w:val="none" w:sz="0" w:space="0" w:color="FFFFFF"/>
+              <w:left w:val="none" w:sz="0" w:space="0" w:color="FFFFFF"/>
+              <w:bottom w:val="none" w:sz="0" w:space="0" w:color="FFFFFF"/>
+              <w:right w:val="none" w:sz="0" w:space="0" w:color="FFFFFF"/>
+            </w:tcBorders>
+            <w:tcMar>
+              <w:top w:w="60" w:type="dxa"/>
+              <w:left w:w="90" w:type="dxa"/>
+              <w:bottom w:w="60" w:type="dxa"/>
+              <w:right w:w="90" w:type="dxa"/>
+            </w:tcMar>
+          </w:tcPr>
+          <w:p>
+            <w:pPr>
+              <w:keepNext/>
+              <w:keepLines/>
+              <w:spacing w:line="240" w:lineRule="auto"/>
+            </w:pPr>
+            <w:r>
+              <w:rPr>
+                <w:sz w:val="20"/>
+                <w:szCs w:val="20"/>
+              </w:rPr>
+              <w:t>No, solo se registra</w:t>
+            </w:r>
+          </w:p>
+        </w:tc>
+      </w:tr>
+      <w:tr>
+        <w:tblPrEx>
+          <w:tblCellMar>
+            <w:top w:w="0" w:type="dxa"/>
+            <w:bottom w:w="0" w:type="dxa"/>
+          </w:tblCellMar>
+        </w:tblPrEx>
+        <w:trPr>
+          <w:cantSplit/>
+        </w:trPr>
+        <w:tc>
+          <w:tcPr>
+            <w:tcW w:w="2246" w:type="dxa"/>
+            <w:tcBorders>
+              <w:top w:val="none" w:sz="0" w:space="0" w:color="FFFFFF"/>
+              <w:left w:val="none" w:sz="0" w:space="0" w:color="FFFFFF"/>
+              <w:bottom w:val="single" w:sz="4" w:space="0" w:color="000000"/>
+              <w:right w:val="none" w:sz="0" w:space="0" w:color="FFFFFF"/>
+            </w:tcBorders>
+            <w:tcMar>
+              <w:top w:w="60" w:type="dxa"/>
+              <w:left w:w="90" w:type="dxa"/>
+              <w:bottom w:w="60" w:type="dxa"/>
+              <w:right w:w="90" w:type="dxa"/>
+            </w:tcMar>
+          </w:tcPr>
+          <w:p>
+            <w:pPr>
+              <w:keepLines/>
+              <w:spacing w:line="240" w:lineRule="auto"/>
+            </w:pPr>
+            <w:r>
+              <w:rPr>
+                <w:sz w:val="20"/>
+                <w:szCs w:val="20"/>
+              </w:rPr>
+              <w:t>Falso positivo corregido</w:t>
+            </w:r>
+          </w:p>
+        </w:tc>
+        <w:tc>
+          <w:tcPr>
+            <w:tcW w:w="4867" w:type="dxa"/>
+            <w:tcBorders>
+              <w:top w:val="none" w:sz="0" w:space="0" w:color="FFFFFF"/>
+              <w:left w:val="none" w:sz="0" w:space="0" w:color="FFFFFF"/>
+              <w:bottom w:val="single" w:sz="4" w:space="0" w:color="000000"/>
+              <w:right w:val="none" w:sz="0" w:space="0" w:color="FFFFFF"/>
+            </w:tcBorders>
+            <w:tcMar>
+              <w:top w:w="60" w:type="dxa"/>
+              <w:left w:w="90" w:type="dxa"/>
+              <w:bottom w:w="60" w:type="dxa"/>
+              <w:right w:w="90" w:type="dxa"/>
+            </w:tcMar>
+          </w:tcPr>
+          <w:p>
+            <w:pPr>
+              <w:keepLines/>
+              <w:spacing w:line="240" w:lineRule="auto"/>
+            </w:pPr>
+            <w:r>
+              <w:rPr>
+                <w:sz w:val="20"/>
+                <w:szCs w:val="20"/>
+              </w:rPr>
+              <w:t>Se marcó como falso positivo, pero después participó en una alerta real</w:t>
+            </w:r>
+          </w:p>
+        </w:tc>
+        <w:tc>
+          <w:tcPr>
+            <w:tcW w:w="2247" w:type="dxa"/>
+            <w:tcBorders>
+              <w:top w:val="none" w:sz="0" w:space="0" w:color="FFFFFF"/>
+              <w:left w:val="none" w:sz="0" w:space="0" w:color="FFFFFF"/>
+              <w:bottom w:val="single" w:sz="4" w:space="0" w:color="000000"/>
+              <w:right w:val="none" w:sz="0" w:space="0" w:color="FFFFFF"/>
+            </w:tcBorders>
+            <w:tcMar>
+              <w:top w:w="60" w:type="dxa"/>
+              <w:left w:w="90" w:type="dxa"/>
+              <w:bottom w:w="60" w:type="dxa"/>
+              <w:right w:w="90" w:type="dxa"/>
+            </w:tcMar>
+          </w:tcPr>
+          <w:p>
+            <w:pPr>
+              <w:keepLines/>
+              <w:spacing w:line="240" w:lineRule="auto"/>
+            </w:pPr>
+            <w:r>
+              <w:rPr>
+                <w:sz w:val="20"/>
+                <w:szCs w:val="20"/>
+              </w:rPr>
+              <w:t>Sí, por la alerta real</w:t>
+            </w:r>
+          </w:p>
+        </w:tc>
+      </w:tr>
+    </w:tbl>
+    <w:p>
+      <w:pPr>
+        <w:spacing w:after="120"/>
+      </w:pPr>
+    </w:p>
+    <w:p>
+      <w:pPr>
+        <w:ind w:firstLine="720"/>
+      </w:pPr>
+      <w:r>
+        <w:t>El falso positivo corregido aparece cuando el correlador va atrasado, por ejemplo durante una prueba de carga: el cierre de la ventana se revisa con el reloj, pero las reglas usan la hora de cada evento, así que el evento que confirmaba el pánico todavía se correlaciona cuando por fin se procesa. Con los datos de las pruebas del 4 y 5 de octubre, el dashboard clasificó 2 272 pánicos: 273 pasaron a alerta real, 10 de ellos después de haberse marcado como falso positivo, y 1 999 fueron falsos positivos reales</w:t>
+      </w:r>
+      <w:r>
+        <w:t>. Los corregidos no se cuentan como falsos para no inflar la proporción. Que la proporción sea alta es lo esperado, porque en el tráfico normal los pánicos se generan al azar, sin los eventos que los confirmarían; las alertas confirmadas provienen sobre todo de los escenarios guionados.</w:t>
+      </w:r>
+    </w:p>
+    <w:p>
+      <w:pPr>
+        <w:keepNext/>
+        <w:spacing w:before="240"/>
+      </w:pPr>
+      <w:r>
+        <w:rPr>
+          <w:b/>
+          <w:bCs/>
+        </w:rPr>
+        <w:lastRenderedPageBreak/>
+        <w:t>Tabla 9</w:t>
+      </w:r>
+    </w:p>
+    <w:p>
+      <w:pPr>
+        <w:keepNext/>
+        <w:spacing w:after="60"/>
+      </w:pPr>
+      <w:r>
+        <w:rPr>
+          <w:i/>
+          <w:iCs/>
+        </w:rPr>
+        <w:t>Paneles del dashboard 5</w:t>
+      </w:r>
+    </w:p>
+    <w:tbl>
+      <w:tblPr>
+        <w:tblW w:w="9360" w:type="dxa"/>
+        <w:tblBorders>
+          <w:top w:val="single" w:sz="4" w:space="0" w:color="auto"/>
+          <w:left w:val="single" w:sz="4" w:space="0" w:color="auto"/>
+          <w:bottom w:val="single" w:sz="4" w:space="0" w:color="auto"/>
+          <w:right w:val="single" w:sz="4" w:space="0" w:color="auto"/>
+          <w:insideH w:val="single" w:sz="4" w:space="0" w:color="auto"/>
+          <w:insideV w:val="single" w:sz="4" w:space="0" w:color="auto"/>
+        </w:tblBorders>
+        <w:tblCellMar>
+          <w:left w:w="10" w:type="dxa"/>
+          <w:right w:w="10" w:type="dxa"/>
+        </w:tblCellMar>
+        <w:tblLook w:val="04A0" w:firstRow="1" w:lastRow="0" w:firstColumn="1" w:lastColumn="0" w:noHBand="0" w:noVBand="1"/>
+      </w:tblPr>
+      <w:tblGrid>
+        <w:gridCol w:w="4867"/>
+        <w:gridCol w:w="1498"/>
+        <w:gridCol w:w="2995"/>
+      </w:tblGrid>
+      <w:tr>
+        <w:tblPrEx>
+          <w:tblCellMar>
+            <w:top w:w="0" w:type="dxa"/>
+            <w:bottom w:w="0" w:type="dxa"/>
+          </w:tblCellMar>
+        </w:tblPrEx>
+        <w:trPr>
+          <w:cantSplit/>
+          <w:tblHeader/>
+        </w:trPr>
+        <w:tc>
+          <w:tcPr>
+            <w:tcW w:w="4867" w:type="dxa"/>
+            <w:tcBorders>
+              <w:top w:val="single" w:sz="4" w:space="0" w:color="000000"/>
+              <w:left w:val="none" w:sz="0" w:space="0" w:color="FFFFFF"/>
+              <w:bottom w:val="single" w:sz="4" w:space="0" w:color="000000"/>
+              <w:right w:val="none" w:sz="0" w:space="0" w:color="FFFFFF"/>
+            </w:tcBorders>
+            <w:shd w:val="clear" w:color="auto" w:fill="F2F2F2"/>
+            <w:tcMar>
+              <w:top w:w="60" w:type="dxa"/>
+              <w:left w:w="90" w:type="dxa"/>
+              <w:bottom w:w="60" w:type="dxa"/>
+              <w:right w:w="90" w:type="dxa"/>
+            </w:tcMar>
+          </w:tcPr>
+          <w:p>
+            <w:pPr>
+              <w:keepNext/>
+              <w:keepLines/>
+              <w:spacing w:line="240" w:lineRule="auto"/>
+            </w:pPr>
+            <w:r>
+              <w:rPr>
+                <w:b/>
+                <w:bCs/>
+                <w:sz w:val="20"/>
+                <w:szCs w:val="20"/>
+              </w:rPr>
+              <w:t>Panel</w:t>
+            </w:r>
+          </w:p>
+        </w:tc>
+        <w:tc>
+          <w:tcPr>
+            <w:tcW w:w="1498" w:type="dxa"/>
+            <w:tcBorders>
+              <w:top w:val="single" w:sz="4" w:space="0" w:color="000000"/>
+              <w:left w:val="none" w:sz="0" w:space="0" w:color="FFFFFF"/>
+              <w:bottom w:val="single" w:sz="4" w:space="0" w:color="000000"/>
+              <w:right w:val="none" w:sz="0" w:space="0" w:color="FFFFFF"/>
+            </w:tcBorders>
+            <w:shd w:val="clear" w:color="auto" w:fill="F2F2F2"/>
+            <w:tcMar>
+              <w:top w:w="60" w:type="dxa"/>
+              <w:left w:w="90" w:type="dxa"/>
+              <w:bottom w:w="60" w:type="dxa"/>
+              <w:right w:w="90" w:type="dxa"/>
+            </w:tcMar>
+          </w:tcPr>
+          <w:p>
+            <w:pPr>
+              <w:keepNext/>
+              <w:keepLines/>
+              <w:spacing w:line="240" w:lineRule="auto"/>
+            </w:pPr>
+            <w:r>
+              <w:rPr>
+                <w:b/>
+                <w:bCs/>
+                <w:sz w:val="20"/>
+                <w:szCs w:val="20"/>
+              </w:rPr>
+              <w:t>Visualización</w:t>
+            </w:r>
+          </w:p>
+        </w:tc>
+        <w:tc>
+          <w:tcPr>
+            <w:tcW w:w="2995" w:type="dxa"/>
+            <w:tcBorders>
+              <w:top w:val="single" w:sz="4" w:space="0" w:color="000000"/>
+              <w:left w:val="none" w:sz="0" w:space="0" w:color="FFFFFF"/>
+              <w:bottom w:val="single" w:sz="4" w:space="0" w:color="000000"/>
+              <w:right w:val="none" w:sz="0" w:space="0" w:color="FFFFFF"/>
+            </w:tcBorders>
+            <w:shd w:val="clear" w:color="auto" w:fill="F2F2F2"/>
+            <w:tcMar>
+              <w:top w:w="60" w:type="dxa"/>
+              <w:left w:w="90" w:type="dxa"/>
+              <w:bottom w:w="60" w:type="dxa"/>
+              <w:right w:w="90" w:type="dxa"/>
+            </w:tcMar>
+          </w:tcPr>
+          <w:p>
+            <w:pPr>
+              <w:keepNext/>
+              <w:keepLines/>
+              <w:spacing w:line="240" w:lineRule="auto"/>
+            </w:pPr>
+            <w:r>
+              <w:rPr>
+                <w:b/>
+                <w:bCs/>
+                <w:sz w:val="20"/>
+                <w:szCs w:val="20"/>
+              </w:rPr>
+              <w:t>Origen de los datos</w:t>
+            </w:r>
+          </w:p>
+        </w:tc>
+      </w:tr>
+      <w:tr>
+        <w:tblPrEx>
+          <w:tblCellMar>
+            <w:top w:w="0" w:type="dxa"/>
+            <w:bottom w:w="0" w:type="dxa"/>
+          </w:tblCellMar>
+        </w:tblPrEx>
+        <w:trPr>
+          <w:cantSplit/>
+        </w:trPr>
+        <w:tc>
+          <w:tcPr>
+            <w:tcW w:w="4867" w:type="dxa"/>
+            <w:tcBorders>
+              <w:top w:val="none" w:sz="0" w:space="0" w:color="FFFFFF"/>
+              <w:left w:val="none" w:sz="0" w:space="0" w:color="FFFFFF"/>
+              <w:bottom w:val="none" w:sz="0" w:space="0" w:color="FFFFFF"/>
+              <w:right w:val="none" w:sz="0" w:space="0" w:color="FFFFFF"/>
+            </w:tcBorders>
+            <w:tcMar>
+              <w:top w:w="60" w:type="dxa"/>
+              <w:left w:w="90" w:type="dxa"/>
+              <w:bottom w:w="60" w:type="dxa"/>
+              <w:right w:w="90" w:type="dxa"/>
+            </w:tcMar>
+          </w:tcPr>
+          <w:p>
+            <w:pPr>
+              <w:keepNext/>
+              <w:keepLines/>
+              <w:spacing w:line="240" w:lineRule="auto"/>
+            </w:pPr>
+            <w:r>
+              <w:rPr>
+                <w:sz w:val="20"/>
+                <w:szCs w:val="20"/>
+              </w:rPr>
+              <w:t>Alertas enviadas por institución (periodo seleccionado)</w:t>
+            </w:r>
+          </w:p>
+        </w:tc>
+        <w:tc>
+          <w:tcPr>
+            <w:tcW w:w="1498" w:type="dxa"/>
+            <w:tcBorders>
+              <w:top w:val="none" w:sz="0" w:space="0" w:color="FFFFFF"/>
+              <w:left w:val="none" w:sz="0" w:space="0" w:color="FFFFFF"/>
+              <w:bottom w:val="none" w:sz="0" w:space="0" w:color="FFFFFF"/>
+              <w:right w:val="none" w:sz="0" w:space="0" w:color="FFFFFF"/>
+            </w:tcBorders>
+            <w:tcMar>
+              <w:top w:w="60" w:type="dxa"/>
+              <w:left w:w="90" w:type="dxa"/>
+              <w:bottom w:w="60" w:type="dxa"/>
+              <w:right w:w="90" w:type="dxa"/>
+            </w:tcMar>
+          </w:tcPr>
+          <w:p>
+            <w:pPr>
+              <w:keepNext/>
+              <w:keepLines/>
+              <w:spacing w:line="240" w:lineRule="auto"/>
+            </w:pPr>
+            <w:r>
+              <w:rPr>
+                <w:sz w:val="20"/>
+                <w:szCs w:val="20"/>
+              </w:rPr>
+              <w:t>Indicador</w:t>
+            </w:r>
+          </w:p>
+        </w:tc>
+        <w:tc>
+          <w:tcPr>
+            <w:tcW w:w="2995" w:type="dxa"/>
+            <w:tcBorders>
+              <w:top w:val="none" w:sz="0" w:space="0" w:color="FFFFFF"/>
+              <w:left w:val="none" w:sz="0" w:space="0" w:color="FFFFFF"/>
+              <w:bottom w:val="none" w:sz="0" w:space="0" w:color="FFFFFF"/>
+              <w:right w:val="none" w:sz="0" w:space="0" w:color="FFFFFF"/>
+            </w:tcBorders>
+            <w:tcMar>
+              <w:top w:w="60" w:type="dxa"/>
+              <w:left w:w="90" w:type="dxa"/>
+              <w:bottom w:w="60" w:type="dxa"/>
+              <w:right w:w="90" w:type="dxa"/>
+            </w:tcMar>
+          </w:tcPr>
+          <w:p>
+            <w:pPr>
+              <w:keepNext/>
+              <w:keepLines/>
+              <w:spacing w:line="240" w:lineRule="auto"/>
+            </w:pPr>
+            <w:r>
+              <w:rPr>
+                <w:sz w:val="20"/>
+                <w:szCs w:val="20"/>
+              </w:rPr>
+              <w:t>PostgreSQL: dispatches</w:t>
+            </w:r>
+          </w:p>
+        </w:tc>
+      </w:tr>
+      <w:tr>
+        <w:tblPrEx>
+          <w:tblCellMar>
+            <w:top w:w="0" w:type="dxa"/>
+            <w:bottom w:w="0" w:type="dxa"/>
+          </w:tblCellMar>
+        </w:tblPrEx>
+        <w:trPr>
+          <w:cantSplit/>
+        </w:trPr>
+        <w:tc>
+          <w:tcPr>
+            <w:tcW w:w="4867" w:type="dxa"/>
+            <w:tcBorders>
+              <w:top w:val="none" w:sz="0" w:space="0" w:color="FFFFFF"/>
+              <w:left w:val="none" w:sz="0" w:space="0" w:color="FFFFFF"/>
+              <w:bottom w:val="none" w:sz="0" w:space="0" w:color="FFFFFF"/>
+              <w:right w:val="none" w:sz="0" w:space="0" w:color="FFFFFF"/>
+            </w:tcBorders>
+            <w:tcMar>
+              <w:top w:w="60" w:type="dxa"/>
+              <w:left w:w="90" w:type="dxa"/>
+              <w:bottom w:w="60" w:type="dxa"/>
+              <w:right w:w="90" w:type="dxa"/>
+            </w:tcMar>
+          </w:tcPr>
+          <w:p>
+            <w:pPr>
+              <w:keepNext/>
+              <w:keepLines/>
+              <w:spacing w:line="240" w:lineRule="auto"/>
+            </w:pPr>
+            <w:r>
+              <w:rPr>
+                <w:sz w:val="20"/>
+                <w:szCs w:val="20"/>
+              </w:rPr>
+              <w:t>A quién se envía cada tipo de alerta</w:t>
+            </w:r>
+          </w:p>
+        </w:tc>
+        <w:tc>
+          <w:tcPr>
+            <w:tcW w:w="1498" w:type="dxa"/>
+            <w:tcBorders>
+              <w:top w:val="none" w:sz="0" w:space="0" w:color="FFFFFF"/>
+              <w:left w:val="none" w:sz="0" w:space="0" w:color="FFFFFF"/>
+              <w:bottom w:val="none" w:sz="0" w:space="0" w:color="FFFFFF"/>
+              <w:right w:val="none" w:sz="0" w:space="0" w:color="FFFFFF"/>
+            </w:tcBorders>
+            <w:tcMar>
+              <w:top w:w="60" w:type="dxa"/>
+              <w:left w:w="90" w:type="dxa"/>
+              <w:bottom w:w="60" w:type="dxa"/>
+              <w:right w:w="90" w:type="dxa"/>
+            </w:tcMar>
+          </w:tcPr>
+          <w:p>
+            <w:pPr>
+              <w:keepNext/>
+              <w:keepLines/>
+              <w:spacing w:line="240" w:lineRule="auto"/>
+            </w:pPr>
+            <w:r>
+              <w:rPr>
+                <w:sz w:val="20"/>
+                <w:szCs w:val="20"/>
+              </w:rPr>
+              <w:t>Tabla</w:t>
+            </w:r>
+          </w:p>
+        </w:tc>
+        <w:tc>
+          <w:tcPr>
+            <w:tcW w:w="2995" w:type="dxa"/>
+            <w:tcBorders>
+              <w:top w:val="none" w:sz="0" w:space="0" w:color="FFFFFF"/>
+              <w:left w:val="none" w:sz="0" w:space="0" w:color="FFFFFF"/>
+              <w:bottom w:val="none" w:sz="0" w:space="0" w:color="FFFFFF"/>
+              <w:right w:val="none" w:sz="0" w:space="0" w:color="FFFFFF"/>
+            </w:tcBorders>
+            <w:tcMar>
+              <w:top w:w="60" w:type="dxa"/>
+              <w:left w:w="90" w:type="dxa"/>
+              <w:bottom w:w="60" w:type="dxa"/>
+              <w:right w:w="90" w:type="dxa"/>
+            </w:tcMar>
+          </w:tcPr>
+          <w:p>
+            <w:pPr>
+              <w:keepNext/>
+              <w:keepLines/>
+              <w:spacing w:line="240" w:lineRule="auto"/>
+            </w:pPr>
+            <w:r>
+              <w:rPr>
+                <w:sz w:val="20"/>
+                <w:szCs w:val="20"/>
+              </w:rPr>
+              <w:t>PostgreSQL: dispatches, alerts</w:t>
+            </w:r>
+          </w:p>
+        </w:tc>
+      </w:tr>
+      <w:tr>
+        <w:tblPrEx>
+          <w:tblCellMar>
+            <w:top w:w="0" w:type="dxa"/>
+            <w:bottom w:w="0" w:type="dxa"/>
+          </w:tblCellMar>
+        </w:tblPrEx>
+        <w:trPr>
+          <w:cantSplit/>
+        </w:trPr>
+        <w:tc>
+          <w:tcPr>
+            <w:tcW w:w="4867" w:type="dxa"/>
+            <w:tcBorders>
+              <w:top w:val="none" w:sz="0" w:space="0" w:color="FFFFFF"/>
+              <w:left w:val="none" w:sz="0" w:space="0" w:color="FFFFFF"/>
+              <w:bottom w:val="none" w:sz="0" w:space="0" w:color="FFFFFF"/>
+              <w:right w:val="none" w:sz="0" w:space="0" w:color="FFFFFF"/>
+            </w:tcBorders>
+            <w:tcMar>
+              <w:top w:w="60" w:type="dxa"/>
+              <w:left w:w="90" w:type="dxa"/>
+              <w:bottom w:w="60" w:type="dxa"/>
+              <w:right w:w="90" w:type="dxa"/>
+            </w:tcMar>
+          </w:tcPr>
+          <w:p>
+            <w:pPr>
+              <w:keepNext/>
+              <w:keepLines/>
+              <w:spacing w:line="240" w:lineRule="auto"/>
+            </w:pPr>
+            <w:r>
+              <w:rPr>
+                <w:sz w:val="20"/>
+                <w:szCs w:val="20"/>
+              </w:rPr>
+              <w:t>Alertas enviadas (más recientes primero, sin falsos positivos)</w:t>
+            </w:r>
+          </w:p>
+        </w:tc>
+        <w:tc>
+          <w:tcPr>
+            <w:tcW w:w="1498" w:type="dxa"/>
+            <w:tcBorders>
+              <w:top w:val="none" w:sz="0" w:space="0" w:color="FFFFFF"/>
+              <w:left w:val="none" w:sz="0" w:space="0" w:color="FFFFFF"/>
+              <w:bottom w:val="none" w:sz="0" w:space="0" w:color="FFFFFF"/>
+              <w:right w:val="none" w:sz="0" w:space="0" w:color="FFFFFF"/>
+            </w:tcBorders>
+            <w:tcMar>
+              <w:top w:w="60" w:type="dxa"/>
+              <w:left w:w="90" w:type="dxa"/>
+              <w:bottom w:w="60" w:type="dxa"/>
+              <w:right w:w="90" w:type="dxa"/>
+            </w:tcMar>
+          </w:tcPr>
+          <w:p>
+            <w:pPr>
+              <w:keepNext/>
+              <w:keepLines/>
+              <w:spacing w:line="240" w:lineRule="auto"/>
+            </w:pPr>
+            <w:r>
+              <w:rPr>
+                <w:sz w:val="20"/>
+                <w:szCs w:val="20"/>
+              </w:rPr>
+              <w:t>Tabla</w:t>
+            </w:r>
+          </w:p>
+        </w:tc>
+        <w:tc>
+          <w:tcPr>
+            <w:tcW w:w="2995" w:type="dxa"/>
+            <w:tcBorders>
+              <w:top w:val="none" w:sz="0" w:space="0" w:color="FFFFFF"/>
+              <w:left w:val="none" w:sz="0" w:space="0" w:color="FFFFFF"/>
+              <w:bottom w:val="none" w:sz="0" w:space="0" w:color="FFFFFF"/>
+              <w:right w:val="none" w:sz="0" w:space="0" w:color="FFFFFF"/>
+            </w:tcBorders>
+            <w:tcMar>
+              <w:top w:w="60" w:type="dxa"/>
+              <w:left w:w="90" w:type="dxa"/>
+              <w:bottom w:w="60" w:type="dxa"/>
+              <w:right w:w="90" w:type="dxa"/>
+            </w:tcMar>
+          </w:tcPr>
+          <w:p>
+            <w:pPr>
+              <w:keepNext/>
+              <w:keepLines/>
+              <w:spacing w:line="240" w:lineRule="auto"/>
+            </w:pPr>
+            <w:r>
+              <w:rPr>
+                <w:sz w:val="20"/>
+                <w:szCs w:val="20"/>
+              </w:rPr>
+              <w:t>PostgreSQL: dispatches, alerts, zones</w:t>
+            </w:r>
+          </w:p>
+        </w:tc>
+      </w:tr>
+      <w:tr>
+        <w:tblPrEx>
+          <w:tblCellMar>
+            <w:top w:w="0" w:type="dxa"/>
+            <w:bottom w:w="0" w:type="dxa"/>
+          </w:tblCellMar>
+        </w:tblPrEx>
+        <w:trPr>
+          <w:cantSplit/>
+        </w:trPr>
+        <w:tc>
+          <w:tcPr>
+            <w:tcW w:w="4867" w:type="dxa"/>
+            <w:tcBorders>
+              <w:top w:val="none" w:sz="0" w:space="0" w:color="FFFFFF"/>
+              <w:left w:val="none" w:sz="0" w:space="0" w:color="FFFFFF"/>
+              <w:bottom w:val="none" w:sz="0" w:space="0" w:color="FFFFFF"/>
+              <w:right w:val="none" w:sz="0" w:space="0" w:color="FFFFFF"/>
+            </w:tcBorders>
+            <w:tcMar>
+              <w:top w:w="60" w:type="dxa"/>
+              <w:left w:w="90" w:type="dxa"/>
+              <w:bottom w:w="60" w:type="dxa"/>
+              <w:right w:w="90" w:type="dxa"/>
+            </w:tcMar>
+          </w:tcPr>
+          <w:p>
+            <w:pPr>
+              <w:keepNext/>
+              <w:keepLines/>
+              <w:spacing w:line="240" w:lineRule="auto"/>
+            </w:pPr>
+            <w:r>
+              <w:rPr>
+                <w:sz w:val="20"/>
+                <w:szCs w:val="20"/>
+              </w:rPr>
+              <w:t>Resultado de los pánicos del periodo</w:t>
+            </w:r>
+          </w:p>
+        </w:tc>
+        <w:tc>
+          <w:tcPr>
+            <w:tcW w:w="1498" w:type="dxa"/>
+            <w:tcBorders>
+              <w:top w:val="none" w:sz="0" w:space="0" w:color="FFFFFF"/>
+              <w:left w:val="none" w:sz="0" w:space="0" w:color="FFFFFF"/>
+              <w:bottom w:val="none" w:sz="0" w:space="0" w:color="FFFFFF"/>
+              <w:right w:val="none" w:sz="0" w:space="0" w:color="FFFFFF"/>
+            </w:tcBorders>
+            <w:tcMar>
+              <w:top w:w="60" w:type="dxa"/>
+              <w:left w:w="90" w:type="dxa"/>
+              <w:bottom w:w="60" w:type="dxa"/>
+              <w:right w:w="90" w:type="dxa"/>
+            </w:tcMar>
+          </w:tcPr>
+          <w:p>
+            <w:pPr>
+              <w:keepNext/>
+              <w:keepLines/>
+              <w:spacing w:line="240" w:lineRule="auto"/>
+            </w:pPr>
+            <w:r>
+              <w:rPr>
+                <w:sz w:val="20"/>
+                <w:szCs w:val="20"/>
+              </w:rPr>
+              <w:t>Indicador</w:t>
+            </w:r>
+          </w:p>
+        </w:tc>
+        <w:tc>
+          <w:tcPr>
+            <w:tcW w:w="2995" w:type="dxa"/>
+            <w:tcBorders>
+              <w:top w:val="none" w:sz="0" w:space="0" w:color="FFFFFF"/>
+              <w:left w:val="none" w:sz="0" w:space="0" w:color="FFFFFF"/>
+              <w:bottom w:val="none" w:sz="0" w:space="0" w:color="FFFFFF"/>
+              <w:right w:val="none" w:sz="0" w:space="0" w:color="FFFFFF"/>
+            </w:tcBorders>
+            <w:tcMar>
+              <w:top w:w="60" w:type="dxa"/>
+              <w:left w:w="90" w:type="dxa"/>
+              <w:bottom w:w="60" w:type="dxa"/>
+              <w:right w:w="90" w:type="dxa"/>
+            </w:tcMar>
+          </w:tcPr>
+          <w:p>
+            <w:pPr>
+              <w:keepNext/>
+              <w:keepLines/>
+              <w:spacing w:line="240" w:lineRule="auto"/>
+            </w:pPr>
+            <w:r>
+              <w:rPr>
+                <w:sz w:val="20"/>
+                <w:szCs w:val="20"/>
+              </w:rPr>
+              <w:t>PostgreSQL: events, alerts</w:t>
+            </w:r>
+          </w:p>
+        </w:tc>
+      </w:tr>
+      <w:tr>
+        <w:tblPrEx>
+          <w:tblCellMar>
+            <w:top w:w="0" w:type="dxa"/>
+            <w:bottom w:w="0" w:type="dxa"/>
+          </w:tblCellMar>
+        </w:tblPrEx>
+        <w:trPr>
+          <w:cantSplit/>
+        </w:trPr>
+        <w:tc>
+          <w:tcPr>
+            <w:tcW w:w="4867" w:type="dxa"/>
+            <w:tcBorders>
+              <w:top w:val="none" w:sz="0" w:space="0" w:color="FFFFFF"/>
+              <w:left w:val="none" w:sz="0" w:space="0" w:color="FFFFFF"/>
+              <w:bottom w:val="none" w:sz="0" w:space="0" w:color="FFFFFF"/>
+              <w:right w:val="none" w:sz="0" w:space="0" w:color="FFFFFF"/>
+            </w:tcBorders>
+            <w:tcMar>
+              <w:top w:w="60" w:type="dxa"/>
+              <w:left w:w="90" w:type="dxa"/>
+              <w:bottom w:w="60" w:type="dxa"/>
+              <w:right w:w="90" w:type="dxa"/>
+            </w:tcMar>
+          </w:tcPr>
+          <w:p>
+            <w:pPr>
+              <w:keepNext/>
+              <w:keepLines/>
+              <w:spacing w:line="240" w:lineRule="auto"/>
+            </w:pPr>
+            <w:r>
+              <w:rPr>
+                <w:sz w:val="20"/>
+                <w:szCs w:val="20"/>
+              </w:rPr>
+              <w:t>Resultado de los pánicos por sector</w:t>
+            </w:r>
+          </w:p>
+        </w:tc>
+        <w:tc>
+          <w:tcPr>
+            <w:tcW w:w="1498" w:type="dxa"/>
+            <w:tcBorders>
+              <w:top w:val="none" w:sz="0" w:space="0" w:color="FFFFFF"/>
+              <w:left w:val="none" w:sz="0" w:space="0" w:color="FFFFFF"/>
+              <w:bottom w:val="none" w:sz="0" w:space="0" w:color="FFFFFF"/>
+              <w:right w:val="none" w:sz="0" w:space="0" w:color="FFFFFF"/>
+            </w:tcBorders>
+            <w:tcMar>
+              <w:top w:w="60" w:type="dxa"/>
+              <w:left w:w="90" w:type="dxa"/>
+              <w:bottom w:w="60" w:type="dxa"/>
+              <w:right w:w="90" w:type="dxa"/>
+            </w:tcMar>
+          </w:tcPr>
+          <w:p>
+            <w:pPr>
+              <w:keepNext/>
+              <w:keepLines/>
+              <w:spacing w:line="240" w:lineRule="auto"/>
+            </w:pPr>
+            <w:r>
+              <w:rPr>
+                <w:sz w:val="20"/>
+                <w:szCs w:val="20"/>
+              </w:rPr>
+              <w:t>Barras</w:t>
+            </w:r>
+          </w:p>
+        </w:tc>
+        <w:tc>
+          <w:tcPr>
+            <w:tcW w:w="2995" w:type="dxa"/>
+            <w:tcBorders>
+              <w:top w:val="none" w:sz="0" w:space="0" w:color="FFFFFF"/>
+              <w:left w:val="none" w:sz="0" w:space="0" w:color="FFFFFF"/>
+              <w:bottom w:val="none" w:sz="0" w:space="0" w:color="FFFFFF"/>
+              <w:right w:val="none" w:sz="0" w:space="0" w:color="FFFFFF"/>
+            </w:tcBorders>
+            <w:tcMar>
+              <w:top w:w="60" w:type="dxa"/>
+              <w:left w:w="90" w:type="dxa"/>
+              <w:bottom w:w="60" w:type="dxa"/>
+              <w:right w:w="90" w:type="dxa"/>
+            </w:tcMar>
+          </w:tcPr>
+          <w:p>
+            <w:pPr>
+              <w:keepNext/>
+              <w:keepLines/>
+              <w:spacing w:line="240" w:lineRule="auto"/>
+            </w:pPr>
+            <w:r>
+              <w:rPr>
+                <w:sz w:val="20"/>
+                <w:szCs w:val="20"/>
+              </w:rPr>
+              <w:t>PostgreSQL: events, alerts, zones</w:t>
+            </w:r>
+          </w:p>
+        </w:tc>
+      </w:tr>
+      <w:tr>
+        <w:tblPrEx>
+          <w:tblCellMar>
+            <w:top w:w="0" w:type="dxa"/>
+            <w:bottom w:w="0" w:type="dxa"/>
+          </w:tblCellMar>
+        </w:tblPrEx>
+        <w:trPr>
+          <w:cantSplit/>
+        </w:trPr>
+        <w:tc>
+          <w:tcPr>
+            <w:tcW w:w="4867" w:type="dxa"/>
+            <w:tcBorders>
+              <w:top w:val="none" w:sz="0" w:space="0" w:color="FFFFFF"/>
+              <w:left w:val="none" w:sz="0" w:space="0" w:color="FFFFFF"/>
+              <w:bottom w:val="none" w:sz="0" w:space="0" w:color="FFFFFF"/>
+              <w:right w:val="none" w:sz="0" w:space="0" w:color="FFFFFF"/>
+            </w:tcBorders>
+            <w:tcMar>
+              <w:top w:w="60" w:type="dxa"/>
+              <w:left w:w="90" w:type="dxa"/>
+              <w:bottom w:w="60" w:type="dxa"/>
+              <w:right w:w="90" w:type="dxa"/>
+            </w:tcMar>
+          </w:tcPr>
+          <w:p>
+            <w:pPr>
+              <w:keepNext/>
+              <w:keepLines/>
+              <w:spacing w:line="240" w:lineRule="auto"/>
+            </w:pPr>
+            <w:r>
+              <w:rPr>
+                <w:sz w:val="20"/>
+                <w:szCs w:val="20"/>
+              </w:rPr>
+              <w:t>Pánicos que pasaron a alerta real</w:t>
+            </w:r>
+          </w:p>
+        </w:tc>
+        <w:tc>
+          <w:tcPr>
+            <w:tcW w:w="1498" w:type="dxa"/>
+            <w:tcBorders>
+              <w:top w:val="none" w:sz="0" w:space="0" w:color="FFFFFF"/>
+              <w:left w:val="none" w:sz="0" w:space="0" w:color="FFFFFF"/>
+              <w:bottom w:val="none" w:sz="0" w:space="0" w:color="FFFFFF"/>
+              <w:right w:val="none" w:sz="0" w:space="0" w:color="FFFFFF"/>
+            </w:tcBorders>
+            <w:tcMar>
+              <w:top w:w="60" w:type="dxa"/>
+              <w:left w:w="90" w:type="dxa"/>
+              <w:bottom w:w="60" w:type="dxa"/>
+              <w:right w:w="90" w:type="dxa"/>
+            </w:tcMar>
+          </w:tcPr>
+          <w:p>
+            <w:pPr>
+              <w:keepNext/>
+              <w:keepLines/>
+              <w:spacing w:line="240" w:lineRule="auto"/>
+            </w:pPr>
+            <w:r>
+              <w:rPr>
+                <w:sz w:val="20"/>
+                <w:szCs w:val="20"/>
+              </w:rPr>
+              <w:t>Tabla</w:t>
+            </w:r>
+          </w:p>
+        </w:tc>
+        <w:tc>
+          <w:tcPr>
+            <w:tcW w:w="2995" w:type="dxa"/>
+            <w:tcBorders>
+              <w:top w:val="none" w:sz="0" w:space="0" w:color="FFFFFF"/>
+              <w:left w:val="none" w:sz="0" w:space="0" w:color="FFFFFF"/>
+              <w:bottom w:val="none" w:sz="0" w:space="0" w:color="FFFFFF"/>
+              <w:right w:val="none" w:sz="0" w:space="0" w:color="FFFFFF"/>
+            </w:tcBorders>
+            <w:tcMar>
+              <w:top w:w="60" w:type="dxa"/>
+              <w:left w:w="90" w:type="dxa"/>
+              <w:bottom w:w="60" w:type="dxa"/>
+              <w:right w:w="90" w:type="dxa"/>
+            </w:tcMar>
+          </w:tcPr>
+          <w:p>
+            <w:pPr>
+              <w:keepNext/>
+              <w:keepLines/>
+              <w:spacing w:line="240" w:lineRule="auto"/>
+            </w:pPr>
+            <w:r>
+              <w:rPr>
+                <w:sz w:val="20"/>
+                <w:szCs w:val="20"/>
+              </w:rPr>
+              <w:t>PostgreSQL: alerts, events, dispatches, zones</w:t>
+            </w:r>
+          </w:p>
+        </w:tc>
+      </w:tr>
+      <w:tr>
+        <w:tblPrEx>
+          <w:tblCellMar>
+            <w:top w:w="0" w:type="dxa"/>
+            <w:bottom w:w="0" w:type="dxa"/>
+          </w:tblCellMar>
+        </w:tblPrEx>
+        <w:trPr>
+          <w:cantSplit/>
+        </w:trPr>
+        <w:tc>
+          <w:tcPr>
+            <w:tcW w:w="4867" w:type="dxa"/>
+            <w:tcBorders>
+              <w:top w:val="none" w:sz="0" w:space="0" w:color="FFFFFF"/>
+              <w:left w:val="none" w:sz="0" w:space="0" w:color="FFFFFF"/>
+              <w:bottom w:val="single" w:sz="4" w:space="0" w:color="000000"/>
+              <w:right w:val="none" w:sz="0" w:space="0" w:color="FFFFFF"/>
+            </w:tcBorders>
+            <w:tcMar>
+              <w:top w:w="60" w:type="dxa"/>
+              <w:left w:w="90" w:type="dxa"/>
+              <w:bottom w:w="60" w:type="dxa"/>
+              <w:right w:w="90" w:type="dxa"/>
+            </w:tcMar>
+          </w:tcPr>
+          <w:p>
+            <w:pPr>
+              <w:keepLines/>
+              <w:spacing w:line="240" w:lineRule="auto"/>
+            </w:pPr>
+            <w:r>
+              <w:rPr>
+                <w:sz w:val="20"/>
+                <w:szCs w:val="20"/>
+              </w:rPr>
+              <w:t>Falsos positivos reales (no se avisó a ninguna institución)</w:t>
+            </w:r>
+          </w:p>
+        </w:tc>
+        <w:tc>
+          <w:tcPr>
+            <w:tcW w:w="1498" w:type="dxa"/>
+            <w:tcBorders>
+              <w:top w:val="none" w:sz="0" w:space="0" w:color="FFFFFF"/>
+              <w:left w:val="none" w:sz="0" w:space="0" w:color="FFFFFF"/>
+              <w:bottom w:val="single" w:sz="4" w:space="0" w:color="000000"/>
+              <w:right w:val="none" w:sz="0" w:space="0" w:color="FFFFFF"/>
+            </w:tcBorders>
+            <w:tcMar>
+              <w:top w:w="60" w:type="dxa"/>
+              <w:left w:w="90" w:type="dxa"/>
+              <w:bottom w:w="60" w:type="dxa"/>
+              <w:right w:w="90" w:type="dxa"/>
+            </w:tcMar>
+          </w:tcPr>
+          <w:p>
+            <w:pPr>
+              <w:keepLines/>
+              <w:spacing w:line="240" w:lineRule="auto"/>
+            </w:pPr>
+            <w:r>
+              <w:rPr>
+                <w:sz w:val="20"/>
+                <w:szCs w:val="20"/>
+              </w:rPr>
+              <w:t>Tabla</w:t>
+            </w:r>
+          </w:p>
+        </w:tc>
+        <w:tc>
+          <w:tcPr>
+            <w:tcW w:w="2995" w:type="dxa"/>
+            <w:tcBorders>
+              <w:top w:val="none" w:sz="0" w:space="0" w:color="FFFFFF"/>
+              <w:left w:val="none" w:sz="0" w:space="0" w:color="FFFFFF"/>
+              <w:bottom w:val="single" w:sz="4" w:space="0" w:color="000000"/>
+              <w:right w:val="none" w:sz="0" w:space="0" w:color="FFFFFF"/>
+            </w:tcBorders>
+            <w:tcMar>
+              <w:top w:w="60" w:type="dxa"/>
+              <w:left w:w="90" w:type="dxa"/>
+              <w:bottom w:w="60" w:type="dxa"/>
+              <w:right w:w="90" w:type="dxa"/>
+            </w:tcMar>
+          </w:tcPr>
+          <w:p>
+            <w:pPr>
+              <w:keepLines/>
+              <w:spacing w:line="240" w:lineRule="auto"/>
+            </w:pPr>
+            <w:r>
+              <w:rPr>
+                <w:sz w:val="20"/>
+                <w:szCs w:val="20"/>
+              </w:rPr>
+              <w:t>PostgreSQL: alerts, events, zones</w:t>
+            </w:r>
+          </w:p>
+        </w:tc>
+      </w:tr>
+    </w:tbl>
+    <w:p>
+      <w:pPr>
+        <w:spacing w:after="120"/>
+      </w:pPr>
+    </w:p>
+    <w:p>
+      <w:pPr>
+        <w:pStyle w:val="Ttulo2"/>
+        <w:keepNext/>
+        <w:keepLines/>
+      </w:pPr>
+      <w:bookmarkStart w:id="9" w:name="_Toc243326573"/>
+      <w:r>
         <w:t>Uso durante la demostración</w:t>
       </w:r>
-      <w:bookmarkEnd w:id="8"/>
+      <w:bookmarkEnd w:id="9"/>
     </w:p>
     <w:p>
       <w:pPr>
@@ -6631,7 +8738,7 @@
         </w:numPr>
       </w:pPr>
       <w:r>
-        <w:t>Detener el correlador unos segundos y volver a iniciarlo para mostrar en el dashboard 2 el pico de latencia y la violación de SLO registrada.</w:t>
+        <w:t>En el dashboard 5, comparar la regla de enrutamiento con los envíos reales y mostrar cómo ESC-FALSO-01 y ESC-RUIDO-01 terminan como falsos positivos reales mientras los pánicos de ESC-ROBO-01, ESC-ARMADO-01 y ESC-INCENDIO-01 pasan a alerta real.</w:t>
       </w:r>
     </w:p>
     <w:p>
@@ -6643,6 +8750,18 @@
         </w:numPr>
       </w:pPr>
       <w:r>
+        <w:t>Detener el correlador unos segundos y volver a iniciarlo para mostrar en el dashboard 2 el pico de latencia y la violación de SLO registrada.</w:t>
+      </w:r>
+    </w:p>
+    <w:p>
+      <w:pPr>
+        <w:pStyle w:val="Prrafodelista"/>
+        <w:numPr>
+          <w:ilvl w:val="0"/>
+          <w:numId w:val="2"/>
+        </w:numPr>
+      </w:pPr>
+      <w:r>
         <w:t>En el dashboard 3, buscar alertType:ROBO_EN_CURSO y mostrar la proporción de falsos positivos por sector.</w:t>
       </w:r>
     </w:p>
@@ -6652,22 +8771,23 @@
         <w:keepNext/>
         <w:keepLines/>
       </w:pPr>
-      <w:bookmarkStart w:id="9" w:name="_Toc242024416"/>
+      <w:bookmarkStart w:id="10" w:name="_Toc243326574"/>
       <w:r>
+        <w:lastRenderedPageBreak/>
         <w:t>Verificación</w:t>
       </w:r>
-      <w:bookmarkEnd w:id="9"/>
+      <w:bookmarkEnd w:id="10"/>
     </w:p>
     <w:p>
       <w:pPr>
         <w:ind w:firstLine="720"/>
       </w:pPr>
       <w:r>
-        <w:t>Las 30 consultas de los cuatro dashboards se verificaron con el script pruebas/grafana/validar-dashboards.ps1, que las ejecuta contra la API de Grafana: 30 correctas y 0 errores. Las capturas de este documento se tomaron con el sistema en funcionamiento mediante el script pruebas/grafana/captura.js.</w:t>
+        <w:t>Las 37 consultas de los cinco dashboards se verificaron con el script pruebas/grafana/validar-dashboards.ps1, que las ejecuta contra la API de Grafana: 37 correctas y 0 errores. Las capturas de este documento se tomaron con el sistema en funcionamiento mediante el script pruebas/grafana/captura.js.</w:t>
       </w:r>
     </w:p>
     <w:sectPr>
-      <w:headerReference w:type="default" r:id="rId11"/>
+      <w:headerReference w:type="default" r:id="rId13"/>
       <w:pgSz w:w="12240" w:h="15840"/>
       <w:pgMar w:top="1440" w:right="1440" w:bottom="1440" w:left="1440" w:header="708" w:footer="708" w:gutter="0"/>
       <w:pgNumType w:start="1"/>
@@ -6759,10 +8879,10 @@
 <file path=word/numbering.xml><?xml version="1.0" encoding="utf-8"?>
 <w:numbering xmlns:wpc="http://schemas.microsoft.com/office/word/2010/wordprocessingCanvas" xmlns:cx="http://schemas.microsoft.com/office/drawing/2014/chartex" xmlns:cx1="http://schemas.microsoft.com/office/drawing/2015/9/8/chartex" xmlns:cx2="http://schemas.microsoft.com/office/drawing/2015/10/21/chartex" xmlns:cx3="http://schemas.microsoft.com/office/drawing/2016/5/9/chartex" xmlns:cx4="http://schemas.microsoft.com/office/drawing/2016/5/10/chartex" xmlns:cx5="http://schemas.microsoft.com/office/drawing/2016/5/11/chartex" xmlns:cx6="http://schemas.microsoft.com/office/drawing/2016/5/12/chartex" xmlns:cx7="http://schemas.microsoft.com/office/drawing/2016/5/13/chartex" xmlns:cx8="http://schemas.microsoft.com/office/drawing/2016/5/14/chartex" xmlns:mc="http://schemas.openxmlformats.org/markup-compatibility/2006" xmlns:aink="http://schemas.microsoft.com/office/drawing/2016/ink" xmlns:am3d="http://schemas.microsoft.com/office/drawing/2017/model3d" xmlns:o="urn:schemas-microsoft-com:office:office" xmlns:oel="http://schemas.microsoft.com/office/2019/extlst" xmlns:r="http://schemas.openxmlformats.org/officeDocument/2006/relationships" xmlns:m="http://schemas.openxmlformats.org/officeDocument/2006/math" xmlns:v="urn:schemas-microsoft-com:vml" xmlns:wp14="http://schemas.microsoft.com/office/word/2010/wordprocessingDrawing" xmlns:wp="http://schemas.openxmlformats.org/drawingml/2006/wordprocessingDrawing" xmlns:w10="urn:schemas-microsoft-com:office:word" xmlns:w="http://schemas.openxmlformats.org/wordprocessingml/2006/main" xmlns:w14="http://schemas.microsoft.com/office/word/2010/wordml" xmlns:w15="http://schemas.microsoft.com/office/word/2012/wordml" xmlns:w16cex="http://schemas.microsoft.com/office/word/2018/wordml/cex" xmlns:w16cid="http://schemas.microsoft.com/office/word/2016/wordml/cid" xmlns:w16="http://schemas.microsoft.com/office/word/2018/wordml" xmlns:w16sdtdh="http://schemas.microsoft.com/office/word/2020/wordml/sdtdatahash" xmlns:w16se="http://schemas.microsoft.com/office/word/2015/wordml/symex" xmlns:wpg="http://schemas.microsoft.com/office/word/2010/wordprocessingGroup" xmlns:wpi="http://schemas.microsoft.com/office/word/2010/wordprocessingInk" xmlns:wne="http://schemas.microsoft.com/office/word/2006/wordml" xmlns:wps="http://schemas.microsoft.com/office/word/2010/wordprocessingShape" mc:Ignorable="w14 w15 w16se w16cid w16 w16cex w16sdtdh wp14">
   <w:abstractNum w:abstractNumId="0" w15:restartNumberingAfterBreak="0">
-    <w:nsid w:val="138634E1"/>
+    <w:nsid w:val="20B918A0"/>
     <w:multiLevelType w:val="hybridMultilevel"/>
-    <w:tmpl w:val="A9A0DAAA"/>
-    <w:lvl w:ilvl="0" w:tplc="32789762" w:tentative="1">
+    <w:tmpl w:val="D9C01772"/>
+    <w:lvl w:ilvl="0" w:tplc="EF38D79C" w:tentative="1">
       <w:start w:val="1"/>
       <w:numFmt w:val="bullet"/>
       <w:lvlText w:val="●"/>
@@ -6771,7 +8891,7 @@
         <w:ind w:left="720" w:hanging="360"/>
       </w:pPr>
     </w:lvl>
-    <w:lvl w:ilvl="1" w:tplc="1CD2E8B0" w:tentative="1">
+    <w:lvl w:ilvl="1" w:tplc="071894CA" w:tentative="1">
       <w:start w:val="1"/>
       <w:numFmt w:val="bullet"/>
       <w:lvlText w:val="○"/>
@@ -6780,7 +8900,7 @@
         <w:ind w:left="1440" w:hanging="360"/>
       </w:pPr>
     </w:lvl>
-    <w:lvl w:ilvl="2" w:tplc="27566274" w:tentative="1">
+    <w:lvl w:ilvl="2" w:tplc="9AE8256E" w:tentative="1">
       <w:start w:val="1"/>
       <w:numFmt w:val="bullet"/>
       <w:lvlText w:val="■"/>
@@ -6789,7 +8909,7 @@
         <w:ind w:left="2160" w:hanging="360"/>
       </w:pPr>
     </w:lvl>
-    <w:lvl w:ilvl="3" w:tplc="93E65C00" w:tentative="1">
+    <w:lvl w:ilvl="3" w:tplc="3E7A2CF4" w:tentative="1">
       <w:start w:val="1"/>
       <w:numFmt w:val="bullet"/>
       <w:lvlText w:val="●"/>
@@ -6798,7 +8918,7 @@
         <w:ind w:left="2880" w:hanging="360"/>
       </w:pPr>
     </w:lvl>
-    <w:lvl w:ilvl="4" w:tplc="FD809BA8" w:tentative="1">
+    <w:lvl w:ilvl="4" w:tplc="ED94FE2A" w:tentative="1">
       <w:start w:val="1"/>
       <w:numFmt w:val="bullet"/>
       <w:lvlText w:val="○"/>
@@ -6807,7 +8927,7 @@
         <w:ind w:left="3600" w:hanging="360"/>
       </w:pPr>
     </w:lvl>
-    <w:lvl w:ilvl="5" w:tplc="16D68D12" w:tentative="1">
+    <w:lvl w:ilvl="5" w:tplc="232EFDEC" w:tentative="1">
       <w:start w:val="1"/>
       <w:numFmt w:val="bullet"/>
       <w:lvlText w:val="■"/>
@@ -6816,7 +8936,7 @@
         <w:ind w:left="4320" w:hanging="360"/>
       </w:pPr>
     </w:lvl>
-    <w:lvl w:ilvl="6" w:tplc="8F6827EE" w:tentative="1">
+    <w:lvl w:ilvl="6" w:tplc="02EC911C" w:tentative="1">
       <w:start w:val="1"/>
       <w:numFmt w:val="bullet"/>
       <w:lvlText w:val="●"/>
@@ -6825,7 +8945,7 @@
         <w:ind w:left="5040" w:hanging="360"/>
       </w:pPr>
     </w:lvl>
-    <w:lvl w:ilvl="7" w:tplc="1FF08708" w:tentative="1">
+    <w:lvl w:ilvl="7" w:tplc="4C44427C" w:tentative="1">
       <w:start w:val="1"/>
       <w:numFmt w:val="bullet"/>
       <w:lvlText w:val="●"/>
@@ -6834,7 +8954,7 @@
         <w:ind w:left="5760" w:hanging="360"/>
       </w:pPr>
     </w:lvl>
-    <w:lvl w:ilvl="8" w:tplc="AA1EF570" w:tentative="1">
+    <w:lvl w:ilvl="8" w:tplc="F0CC782C" w:tentative="1">
       <w:start w:val="1"/>
       <w:numFmt w:val="bullet"/>
       <w:lvlText w:val="●"/>
@@ -6845,121 +8965,121 @@
     </w:lvl>
   </w:abstractNum>
   <w:abstractNum w:abstractNumId="1" w15:restartNumberingAfterBreak="0">
-    <w:nsid w:val="1BB81FFC"/>
+    <w:nsid w:val="39401197"/>
     <w:multiLevelType w:val="hybridMultilevel"/>
-    <w:tmpl w:val="9B7C5482"/>
-    <w:lvl w:ilvl="0" w:tplc="918885FE" w:tentative="1">
+    <w:tmpl w:val="1A546D20"/>
+    <w:lvl w:ilvl="0" w:tplc="D47E8C20">
       <w:start w:val="1"/>
-      <w:numFmt w:val="bullet"/>
-      <w:lvlText w:val="•"/>
+      <w:numFmt w:val="decimal"/>
+      <w:lvlText w:val="%1."/>
       <w:lvlJc w:val="left"/>
       <w:pPr>
         <w:ind w:left="720" w:hanging="360"/>
       </w:pPr>
     </w:lvl>
-    <w:lvl w:ilvl="1" w:tplc="E94CC334">
+    <w:lvl w:ilvl="1" w:tplc="13AE80BC">
       <w:numFmt w:val="decimal"/>
       <w:lvlText w:val=""/>
       <w:lvlJc w:val="left"/>
     </w:lvl>
-    <w:lvl w:ilvl="2" w:tplc="5BFAE178">
+    <w:lvl w:ilvl="2" w:tplc="5204F614">
       <w:numFmt w:val="decimal"/>
       <w:lvlText w:val=""/>
       <w:lvlJc w:val="left"/>
     </w:lvl>
-    <w:lvl w:ilvl="3" w:tplc="52AE2E8E">
+    <w:lvl w:ilvl="3" w:tplc="FBCC6E34">
       <w:numFmt w:val="decimal"/>
       <w:lvlText w:val=""/>
       <w:lvlJc w:val="left"/>
     </w:lvl>
-    <w:lvl w:ilvl="4" w:tplc="7D802656">
+    <w:lvl w:ilvl="4" w:tplc="181C3230">
       <w:numFmt w:val="decimal"/>
       <w:lvlText w:val=""/>
       <w:lvlJc w:val="left"/>
     </w:lvl>
-    <w:lvl w:ilvl="5" w:tplc="23CA7764">
+    <w:lvl w:ilvl="5" w:tplc="A2168E98">
       <w:numFmt w:val="decimal"/>
       <w:lvlText w:val=""/>
       <w:lvlJc w:val="left"/>
     </w:lvl>
-    <w:lvl w:ilvl="6" w:tplc="C690318C">
+    <w:lvl w:ilvl="6" w:tplc="E54C5590">
       <w:numFmt w:val="decimal"/>
       <w:lvlText w:val=""/>
       <w:lvlJc w:val="left"/>
     </w:lvl>
-    <w:lvl w:ilvl="7" w:tplc="41A6DC46">
+    <w:lvl w:ilvl="7" w:tplc="DB02629C">
       <w:numFmt w:val="decimal"/>
       <w:lvlText w:val=""/>
       <w:lvlJc w:val="left"/>
     </w:lvl>
-    <w:lvl w:ilvl="8" w:tplc="02E2F070">
+    <w:lvl w:ilvl="8" w:tplc="5998A138">
       <w:numFmt w:val="decimal"/>
       <w:lvlText w:val=""/>
       <w:lvlJc w:val="left"/>
     </w:lvl>
   </w:abstractNum>
   <w:abstractNum w:abstractNumId="2" w15:restartNumberingAfterBreak="0">
-    <w:nsid w:val="779F5AFF"/>
+    <w:nsid w:val="76015683"/>
     <w:multiLevelType w:val="hybridMultilevel"/>
-    <w:tmpl w:val="6ECC0D32"/>
-    <w:lvl w:ilvl="0" w:tplc="88E2CD0C">
+    <w:tmpl w:val="505A24A0"/>
+    <w:lvl w:ilvl="0" w:tplc="696A630A" w:tentative="1">
       <w:start w:val="1"/>
-      <w:numFmt w:val="decimal"/>
-      <w:lvlText w:val="%1."/>
+      <w:numFmt w:val="bullet"/>
+      <w:lvlText w:val="•"/>
       <w:lvlJc w:val="left"/>
       <w:pPr>
         <w:ind w:left="720" w:hanging="360"/>
       </w:pPr>
     </w:lvl>
-    <w:lvl w:ilvl="1" w:tplc="E6EA32C8">
+    <w:lvl w:ilvl="1" w:tplc="E8CEC7CA">
       <w:numFmt w:val="decimal"/>
       <w:lvlText w:val=""/>
       <w:lvlJc w:val="left"/>
     </w:lvl>
-    <w:lvl w:ilvl="2" w:tplc="9F08637C">
+    <w:lvl w:ilvl="2" w:tplc="3BF21B82">
       <w:numFmt w:val="decimal"/>
       <w:lvlText w:val=""/>
       <w:lvlJc w:val="left"/>
     </w:lvl>
-    <w:lvl w:ilvl="3" w:tplc="EB56ECD4">
+    <w:lvl w:ilvl="3" w:tplc="8ADEE140">
       <w:numFmt w:val="decimal"/>
       <w:lvlText w:val=""/>
       <w:lvlJc w:val="left"/>
     </w:lvl>
-    <w:lvl w:ilvl="4" w:tplc="40D47878">
+    <w:lvl w:ilvl="4" w:tplc="F9E6B85E">
       <w:numFmt w:val="decimal"/>
       <w:lvlText w:val=""/>
       <w:lvlJc w:val="left"/>
     </w:lvl>
-    <w:lvl w:ilvl="5" w:tplc="1F1E40E0">
+    <w:lvl w:ilvl="5" w:tplc="6FC081FA">
       <w:numFmt w:val="decimal"/>
       <w:lvlText w:val=""/>
       <w:lvlJc w:val="left"/>
     </w:lvl>
-    <w:lvl w:ilvl="6" w:tplc="593A843E">
+    <w:lvl w:ilvl="6" w:tplc="D256BF0C">
       <w:numFmt w:val="decimal"/>
       <w:lvlText w:val=""/>
       <w:lvlJc w:val="left"/>
     </w:lvl>
-    <w:lvl w:ilvl="7" w:tplc="C54A5066">
+    <w:lvl w:ilvl="7" w:tplc="DC50721A">
       <w:numFmt w:val="decimal"/>
       <w:lvlText w:val=""/>
       <w:lvlJc w:val="left"/>
     </w:lvl>
-    <w:lvl w:ilvl="8" w:tplc="C9A40F90">
+    <w:lvl w:ilvl="8" w:tplc="E0187E3C">
       <w:numFmt w:val="decimal"/>
       <w:lvlText w:val=""/>
       <w:lvlJc w:val="left"/>
     </w:lvl>
   </w:abstractNum>
-  <w:num w:numId="1" w16cid:durableId="1865482769">
+  <w:num w:numId="1" w16cid:durableId="1575356800">
     <w:abstractNumId w:val="0"/>
     <w:lvlOverride w:ilvl="0">
       <w:startOverride w:val="1"/>
     </w:lvlOverride>
   </w:num>
-  <w:num w:numId="2" w16cid:durableId="1091118482">
-    <w:abstractNumId w:val="2"/>
+  <w:num w:numId="2" w16cid:durableId="400907863">
+    <w:abstractNumId w:val="1"/>
     <w:lvlOverride w:ilvl="0">
       <w:startOverride w:val="1"/>
     </w:lvlOverride>
@@ -7606,7 +9726,7 @@
     <w:autoRedefine/>
     <w:uiPriority w:val="39"/>
     <w:unhideWhenUsed/>
-    <w:rsid w:val="00037F77"/>
+    <w:rsid w:val="004523A1"/>
     <w:pPr>
       <w:spacing w:after="100"/>
     </w:pPr>
@@ -7618,7 +9738,7 @@
     <w:autoRedefine/>
     <w:uiPriority w:val="39"/>
     <w:unhideWhenUsed/>
-    <w:rsid w:val="00037F77"/>
+    <w:rsid w:val="004523A1"/>
     <w:pPr>
       <w:spacing w:after="100"/>
       <w:ind w:left="240"/>
